--- a/docs/Proceso-Certificacion-okacreditado.docx
+++ b/docs/Proceso-Certificacion-okacreditado.docx
@@ -4,46 +4,92 @@
   <w:body>
     <w:p>
       <w:pPr>
-        <w:spacing w:after="200" w:before="3200"/>
+        <w:spacing w:after="200" w:before="1800"/>
         <w:jc w:val="center"/>
       </w:pPr>
       <w:r>
-        <w:rPr>
-          <w:rFonts w:ascii="Calibri" w:cs="Calibri" w:eastAsia="Calibri" w:hAnsi="Calibri"/>
+        <w:drawing>
+          <wp:inline distT="0" distB="0" distL="0" distR="0">
+            <wp:extent cx="1905000" cy="1466850"/>
+            <wp:effectExtent t="0" r="0" b="0" l="0"/>
+            <wp:docPr id="1" name="risks-logo" descr="Logo oficial de RISKS INTERNATIONAL S.A.S." title="RISKS INTERNATIONAL"/>
+            <wp:cNvGraphicFramePr>
+              <a:graphicFrameLocks xmlns:a="http://schemas.openxmlformats.org/drawingml/2006/main" noChangeAspect="1"/>
+            </wp:cNvGraphicFramePr>
+            <a:graphic xmlns:a="http://schemas.openxmlformats.org/drawingml/2006/main">
+              <a:graphicData uri="http://schemas.openxmlformats.org/drawingml/2006/picture">
+                <pic:pic xmlns:pic="http://schemas.openxmlformats.org/drawingml/2006/picture">
+                  <pic:nvPicPr>
+                    <pic:cNvPr id="0" name="" descr=""/>
+                    <pic:cNvPicPr>
+                      <a:picLocks noChangeAspect="1" noChangeArrowheads="1"/>
+                    </pic:cNvPicPr>
+                  </pic:nvPicPr>
+                  <pic:blipFill>
+                    <a:blip r:embed="rId9" cstate="none"/>
+                    <a:srcRect/>
+                    <a:stretch>
+                      <a:fillRect/>
+                    </a:stretch>
+                  </pic:blipFill>
+                  <pic:spPr bwMode="auto">
+                    <a:xfrm>
+                      <a:off x="0" y="0"/>
+                      <a:ext cx="1905000" cy="1466850"/>
+                    </a:xfrm>
+                    <a:prstGeom prst="rect">
+                      <a:avLst/>
+                    </a:prstGeom>
+                  </pic:spPr>
+                </pic:pic>
+              </a:graphicData>
+            </a:graphic>
+          </wp:inline>
+        </w:drawing>
+      </w:r>
+    </w:p>
+    <w:p>
+      <w:pPr>
+        <w:spacing w:after="100" w:before="100"/>
+        <w:jc w:val="center"/>
+      </w:pPr>
+      <w:r>
+        <w:rPr>
+          <w:rFonts w:ascii="Figtree" w:cs="Figtree" w:eastAsia="Figtree" w:hAnsi="Figtree"/>
           <w:b/>
           <w:bCs/>
           <w:color w:val="0B1F3A"/>
-          <w:sz w:val="48"/>
-          <w:szCs w:val="48"/>
+          <w:sz w:val="44"/>
+          <w:szCs w:val="44"/>
         </w:rPr>
         <w:t xml:space="preserve">RISKS INTERNATIONAL</w:t>
       </w:r>
     </w:p>
     <w:p>
       <w:pPr>
-        <w:spacing w:after="800"/>
+        <w:spacing w:after="700"/>
         <w:jc w:val="center"/>
       </w:pPr>
       <w:r>
         <w:rPr>
-          <w:rFonts w:ascii="Calibri" w:cs="Calibri" w:eastAsia="Calibri" w:hAnsi="Calibri"/>
+          <w:rFonts w:ascii="Figtree" w:cs="Figtree" w:eastAsia="Figtree" w:hAnsi="Figtree"/>
           <w:b/>
           <w:bCs/>
           <w:color w:val="B58B2A"/>
-          <w:sz w:val="24"/>
-          <w:szCs w:val="24"/>
+          <w:sz w:val="22"/>
+          <w:szCs w:val="22"/>
         </w:rPr>
         <w:t xml:space="preserve">Organismo de Certificación de Personas · ISO/IEC 17024</w:t>
       </w:r>
     </w:p>
     <w:p>
       <w:pPr>
-        <w:spacing w:after="200" w:before="600"/>
+        <w:spacing w:after="200" w:before="400"/>
         <w:jc w:val="center"/>
       </w:pPr>
       <w:r>
         <w:rPr>
-          <w:rFonts w:ascii="Calibri" w:cs="Calibri" w:eastAsia="Calibri" w:hAnsi="Calibri"/>
+          <w:rFonts w:ascii="Figtree" w:cs="Figtree" w:eastAsia="Figtree" w:hAnsi="Figtree"/>
           <w:b/>
           <w:bCs/>
           <w:color w:val="0B1F3A"/>
@@ -55,12 +101,12 @@
     </w:p>
     <w:p>
       <w:pPr>
-        <w:spacing w:after="1600"/>
+        <w:spacing w:after="1200"/>
         <w:jc w:val="center"/>
       </w:pPr>
       <w:r>
         <w:rPr>
-          <w:rFonts w:ascii="Calibri" w:cs="Calibri" w:eastAsia="Calibri" w:hAnsi="Calibri"/>
+          <w:rFonts w:ascii="Inter" w:cs="Inter" w:eastAsia="Inter" w:hAnsi="Inter"/>
           <w:i/>
           <w:iCs/>
           <w:color w:val="64748B"/>
@@ -72,12 +118,14 @@
     </w:p>
     <w:p>
       <w:pPr>
-        <w:spacing w:after="80" w:before="3200"/>
+        <w:spacing w:after="80" w:before="1600"/>
         <w:jc w:val="center"/>
       </w:pPr>
       <w:r>
         <w:rPr>
-          <w:rFonts w:ascii="Calibri" w:cs="Calibri" w:eastAsia="Calibri" w:hAnsi="Calibri"/>
+          <w:rFonts w:ascii="Figtree" w:cs="Figtree" w:eastAsia="Figtree" w:hAnsi="Figtree"/>
+          <w:b/>
+          <w:bCs/>
           <w:color w:val="64748B"/>
           <w:sz w:val="20"/>
           <w:szCs w:val="20"/>
@@ -87,12 +135,12 @@
     </w:p>
     <w:p>
       <w:pPr>
-        <w:spacing w:after="400"/>
+        <w:spacing w:after="200"/>
         <w:jc w:val="center"/>
       </w:pPr>
       <w:r>
         <w:rPr>
-          <w:rFonts w:ascii="Calibri" w:cs="Calibri" w:eastAsia="Calibri" w:hAnsi="Calibri"/>
+          <w:rFonts w:ascii="Figtree" w:cs="Figtree" w:eastAsia="Figtree" w:hAnsi="Figtree"/>
           <w:b/>
           <w:bCs/>
           <w:color w:val="0B1F3A"/>
@@ -104,12 +152,75 @@
     </w:p>
     <w:p>
       <w:pPr>
+        <w:spacing w:after="80" w:before="200"/>
+        <w:jc w:val="center"/>
+      </w:pPr>
+      <w:r>
+        <w:drawing>
+          <wp:inline distT="0" distB="0" distL="0" distR="0">
+            <wp:extent cx="666750" cy="666750"/>
+            <wp:effectExtent t="0" r="0" b="0" l="0"/>
+            <wp:docPr id="1" name="onac-logo" descr="Logo del Organismo Nacional de Acreditación de Colombia" title="ONAC"/>
+            <wp:cNvGraphicFramePr>
+              <a:graphicFrameLocks xmlns:a="http://schemas.openxmlformats.org/drawingml/2006/main" noChangeAspect="1"/>
+            </wp:cNvGraphicFramePr>
+            <a:graphic xmlns:a="http://schemas.openxmlformats.org/drawingml/2006/main">
+              <a:graphicData uri="http://schemas.openxmlformats.org/drawingml/2006/picture">
+                <pic:pic xmlns:pic="http://schemas.openxmlformats.org/drawingml/2006/picture">
+                  <pic:nvPicPr>
+                    <pic:cNvPr id="0" name="" descr=""/>
+                    <pic:cNvPicPr>
+                      <a:picLocks noChangeAspect="1" noChangeArrowheads="1"/>
+                    </pic:cNvPicPr>
+                  </pic:nvPicPr>
+                  <pic:blipFill>
+                    <a:blip r:embed="rId10" cstate="none"/>
+                    <a:srcRect/>
+                    <a:stretch>
+                      <a:fillRect/>
+                    </a:stretch>
+                  </pic:blipFill>
+                  <pic:spPr bwMode="auto">
+                    <a:xfrm>
+                      <a:off x="0" y="0"/>
+                      <a:ext cx="666750" cy="666750"/>
+                    </a:xfrm>
+                    <a:prstGeom prst="rect">
+                      <a:avLst/>
+                    </a:prstGeom>
+                  </pic:spPr>
+                </pic:pic>
+              </a:graphicData>
+            </a:graphic>
+          </wp:inline>
+        </w:drawing>
+      </w:r>
+    </w:p>
+    <w:p>
+      <w:pPr>
+        <w:spacing w:after="400"/>
+        <w:jc w:val="center"/>
+      </w:pPr>
+      <w:r>
+        <w:rPr>
+          <w:rFonts w:ascii="Inter" w:cs="Inter" w:eastAsia="Inter" w:hAnsi="Inter"/>
+          <w:b/>
+          <w:bCs/>
+          <w:color w:val="B58B2A"/>
+          <w:sz w:val="16"/>
+          <w:szCs w:val="16"/>
+        </w:rPr>
+        <w:t xml:space="preserve">En proceso de acreditación ante ONAC</w:t>
+      </w:r>
+    </w:p>
+    <w:p>
+      <w:pPr>
         <w:spacing w:after="60"/>
         <w:jc w:val="center"/>
       </w:pPr>
       <w:r>
         <w:rPr>
-          <w:rFonts w:ascii="Calibri" w:cs="Calibri" w:eastAsia="Calibri" w:hAnsi="Calibri"/>
+          <w:rFonts w:ascii="Inter" w:cs="Inter" w:eastAsia="Inter" w:hAnsi="Inter"/>
           <w:color w:val="64748B"/>
           <w:sz w:val="18"/>
           <w:szCs w:val="18"/>
@@ -123,7 +234,7 @@
       </w:pPr>
       <w:r>
         <w:rPr>
-          <w:rFonts w:ascii="Calibri" w:cs="Calibri" w:eastAsia="Calibri" w:hAnsi="Calibri"/>
+          <w:rFonts w:ascii="Inter" w:cs="Inter" w:eastAsia="Inter" w:hAnsi="Inter"/>
           <w:color w:val="64748B"/>
           <w:sz w:val="18"/>
           <w:szCs w:val="18"/>
@@ -153,7 +264,7 @@
       </w:pPr>
       <w:r>
         <w:rPr>
-          <w:rFonts w:ascii="Calibri" w:cs="Calibri" w:eastAsia="Calibri" w:hAnsi="Calibri"/>
+          <w:rFonts w:ascii="Inter" w:cs="Inter" w:eastAsia="Inter" w:hAnsi="Inter"/>
           <w:b/>
           <w:bCs/>
           <w:color w:val="0B1F3A"/>
@@ -187,12 +298,236 @@
     </w:p>
     <w:p>
       <w:pPr>
+        <w:spacing w:after="60"/>
+      </w:pPr>
+    </w:p>
+    <w:tbl>
+      <w:tblPr>
+        <w:tblW w:type="dxa" w:w="9360"/>
+        <w:tblBorders>
+          <w:top w:val="single" w:color="auto" w:sz="4"/>
+          <w:left w:val="single" w:color="auto" w:sz="4"/>
+          <w:bottom w:val="single" w:color="auto" w:sz="4"/>
+          <w:right w:val="single" w:color="auto" w:sz="4"/>
+          <w:insideH w:val="single" w:color="auto" w:sz="4"/>
+          <w:insideV w:val="single" w:color="auto" w:sz="4"/>
+        </w:tblBorders>
+      </w:tblPr>
+      <w:tblGrid>
+        <w:gridCol w:w="5616"/>
+        <w:gridCol w:w="3744"/>
+      </w:tblGrid>
+      <w:tr>
+        <w:tc>
+          <w:tcPr>
+            <w:tcW w:type="dxa" w:w="5616"/>
+            <w:tcBorders>
+              <w:top w:val="none" w:color="FFFFFF" w:sz="0"/>
+              <w:left w:val="single" w:color="B58B2A" w:sz="32"/>
+              <w:bottom w:val="none" w:color="FFFFFF" w:sz="0"/>
+              <w:right w:val="none" w:color="FFFFFF" w:sz="0"/>
+            </w:tcBorders>
+            <w:shd w:fill="EAF0F6" w:color="auto" w:val="clear"/>
+            <w:tcMar>
+              <w:top w:type="dxa" w:w="200"/>
+              <w:left w:type="dxa" w:w="240"/>
+              <w:bottom w:type="dxa" w:w="200"/>
+              <w:right w:type="dxa" w:w="200"/>
+            </w:tcMar>
+            <w:vAlign w:val="center"/>
+          </w:tcPr>
+          <w:p>
+            <w:r>
+              <w:drawing>
+                <wp:inline distT="0" distB="0" distL="0" distR="0">
+                  <wp:extent cx="571500" cy="438150"/>
+                  <wp:effectExtent t="0" r="0" b="0" l="0"/>
+                  <wp:docPr id="1" name="risks" descr="RISKS INTERNATIONAL" title="RISKS"/>
+                  <wp:cNvGraphicFramePr>
+                    <a:graphicFrameLocks xmlns:a="http://schemas.openxmlformats.org/drawingml/2006/main" noChangeAspect="1"/>
+                  </wp:cNvGraphicFramePr>
+                  <a:graphic xmlns:a="http://schemas.openxmlformats.org/drawingml/2006/main">
+                    <a:graphicData uri="http://schemas.openxmlformats.org/drawingml/2006/picture">
+                      <pic:pic xmlns:pic="http://schemas.openxmlformats.org/drawingml/2006/picture">
+                        <pic:nvPicPr>
+                          <pic:cNvPr id="0" name="" descr=""/>
+                          <pic:cNvPicPr>
+                            <a:picLocks noChangeAspect="1" noChangeArrowheads="1"/>
+                          </pic:cNvPicPr>
+                        </pic:nvPicPr>
+                        <pic:blipFill>
+                          <a:blip r:embed="rId9" cstate="none"/>
+                          <a:srcRect/>
+                          <a:stretch>
+                            <a:fillRect/>
+                          </a:stretch>
+                        </pic:blipFill>
+                        <pic:spPr bwMode="auto">
+                          <a:xfrm>
+                            <a:off x="0" y="0"/>
+                            <a:ext cx="571500" cy="438150"/>
+                          </a:xfrm>
+                          <a:prstGeom prst="rect">
+                            <a:avLst/>
+                          </a:prstGeom>
+                        </pic:spPr>
+                      </pic:pic>
+                    </a:graphicData>
+                  </a:graphic>
+                </wp:inline>
+              </w:drawing>
+            </w:r>
+            <w:r>
+              <w:rPr>
+                <w:rFonts w:ascii="Figtree" w:cs="Figtree" w:eastAsia="Figtree" w:hAnsi="Figtree"/>
+                <w:b/>
+                <w:bCs/>
+                <w:color w:val="0B1F3A"/>
+                <w:sz w:val="24"/>
+                <w:szCs w:val="24"/>
+              </w:rPr>
+              <w:t xml:space="preserve">   RISKS INTERNATIONAL S.A.S.</w:t>
+            </w:r>
+          </w:p>
+          <w:p>
+            <w:pPr>
+              <w:spacing w:before="60"/>
+            </w:pPr>
+            <w:r>
+              <w:rPr>
+                <w:rFonts w:ascii="Inter" w:cs="Inter" w:eastAsia="Inter" w:hAnsi="Inter"/>
+                <w:color w:val="64748B"/>
+                <w:sz w:val="16"/>
+                <w:szCs w:val="16"/>
+              </w:rPr>
+              <w:t xml:space="preserve">Organismo de Certificación de Personas · ISO/IEC 17024</w:t>
+            </w:r>
+          </w:p>
+        </w:tc>
+        <w:tc>
+          <w:tcPr>
+            <w:tcW w:type="dxa" w:w="3744"/>
+            <w:tcBorders>
+              <w:top w:val="none" w:color="FFFFFF" w:sz="0"/>
+              <w:left w:val="none" w:color="FFFFFF" w:sz="0"/>
+              <w:bottom w:val="none" w:color="FFFFFF" w:sz="0"/>
+              <w:right w:val="none" w:color="FFFFFF" w:sz="0"/>
+            </w:tcBorders>
+            <w:shd w:fill="EAF0F6" w:color="auto" w:val="clear"/>
+            <w:tcMar>
+              <w:top w:type="dxa" w:w="200"/>
+              <w:left w:type="dxa" w:w="200"/>
+              <w:bottom w:type="dxa" w:w="200"/>
+              <w:right w:type="dxa" w:w="240"/>
+            </w:tcMar>
+            <w:vAlign w:val="center"/>
+          </w:tcPr>
+          <w:p>
+            <w:pPr>
+              <w:jc w:val="right"/>
+            </w:pPr>
+            <w:r>
+              <w:rPr>
+                <w:rFonts w:ascii="Figtree" w:cs="Figtree" w:eastAsia="Figtree" w:hAnsi="Figtree"/>
+                <w:b/>
+                <w:bCs/>
+                <w:caps/>
+                <w:color w:val="64748B"/>
+                <w:sz w:val="16"/>
+                <w:szCs w:val="16"/>
+              </w:rPr>
+              <w:t xml:space="preserve">Respaldo institucional</w:t>
+            </w:r>
+          </w:p>
+          <w:p>
+            <w:pPr>
+              <w:spacing w:before="80"/>
+              <w:jc w:val="right"/>
+            </w:pPr>
+            <w:r>
+              <w:drawing>
+                <wp:inline distT="0" distB="0" distL="0" distR="0">
+                  <wp:extent cx="400050" cy="400050"/>
+                  <wp:effectExtent t="0" r="0" b="0" l="0"/>
+                  <wp:docPr id="1" name="onac" descr="ONAC" title="ONAC"/>
+                  <wp:cNvGraphicFramePr>
+                    <a:graphicFrameLocks xmlns:a="http://schemas.openxmlformats.org/drawingml/2006/main" noChangeAspect="1"/>
+                  </wp:cNvGraphicFramePr>
+                  <a:graphic xmlns:a="http://schemas.openxmlformats.org/drawingml/2006/main">
+                    <a:graphicData uri="http://schemas.openxmlformats.org/drawingml/2006/picture">
+                      <pic:pic xmlns:pic="http://schemas.openxmlformats.org/drawingml/2006/picture">
+                        <pic:nvPicPr>
+                          <pic:cNvPr id="0" name="" descr=""/>
+                          <pic:cNvPicPr>
+                            <a:picLocks noChangeAspect="1" noChangeArrowheads="1"/>
+                          </pic:cNvPicPr>
+                        </pic:nvPicPr>
+                        <pic:blipFill>
+                          <a:blip r:embed="rId10" cstate="none"/>
+                          <a:srcRect/>
+                          <a:stretch>
+                            <a:fillRect/>
+                          </a:stretch>
+                        </pic:blipFill>
+                        <pic:spPr bwMode="auto">
+                          <a:xfrm>
+                            <a:off x="0" y="0"/>
+                            <a:ext cx="400050" cy="400050"/>
+                          </a:xfrm>
+                          <a:prstGeom prst="rect">
+                            <a:avLst/>
+                          </a:prstGeom>
+                        </pic:spPr>
+                      </pic:pic>
+                    </a:graphicData>
+                  </a:graphic>
+                </wp:inline>
+              </w:drawing>
+            </w:r>
+            <w:r>
+              <w:rPr>
+                <w:rFonts w:ascii="Figtree" w:cs="Figtree" w:eastAsia="Figtree" w:hAnsi="Figtree"/>
+                <w:b/>
+                <w:bCs/>
+                <w:color w:val="0B1F3A"/>
+                <w:sz w:val="22"/>
+                <w:szCs w:val="22"/>
+              </w:rPr>
+              <w:t xml:space="preserve">  ONAC</w:t>
+            </w:r>
+          </w:p>
+          <w:p>
+            <w:pPr>
+              <w:jc w:val="right"/>
+            </w:pPr>
+            <w:r>
+              <w:rPr>
+                <w:rFonts w:ascii="Inter" w:cs="Inter" w:eastAsia="Inter" w:hAnsi="Inter"/>
+                <w:i/>
+                <w:iCs/>
+                <w:color w:val="64748B"/>
+                <w:sz w:val="14"/>
+                <w:szCs w:val="14"/>
+              </w:rPr>
+              <w:t xml:space="preserve">en proceso de acreditación</w:t>
+            </w:r>
+          </w:p>
+        </w:tc>
+      </w:tr>
+    </w:tbl>
+    <w:p>
+      <w:pPr>
+        <w:spacing w:after="240"/>
+      </w:pPr>
+    </w:p>
+    <w:p>
+      <w:pPr>
         <w:pStyle w:val="Heading1"/>
         <w:spacing w:after="160" w:before="320"/>
       </w:pPr>
       <w:r>
         <w:rPr>
-          <w:rFonts w:ascii="Calibri" w:cs="Calibri" w:eastAsia="Calibri" w:hAnsi="Calibri"/>
+          <w:rFonts w:ascii="Inter" w:cs="Inter" w:eastAsia="Inter" w:hAnsi="Inter"/>
           <w:b/>
           <w:bCs/>
           <w:color w:val="0B1F3A"/>
@@ -207,7 +542,7 @@
       </w:pPr>
       <w:r>
         <w:rPr>
-          <w:rFonts w:ascii="Calibri" w:cs="Calibri" w:eastAsia="Calibri" w:hAnsi="Calibri"/>
+          <w:rFonts w:ascii="Inter" w:cs="Inter" w:eastAsia="Inter" w:hAnsi="Inter"/>
           <w:color w:val="333333"/>
           <w:sz w:val="22"/>
           <w:szCs w:val="22"/>
@@ -222,7 +557,7 @@
       </w:pPr>
       <w:r>
         <w:rPr>
-          <w:rFonts w:ascii="Calibri" w:cs="Calibri" w:eastAsia="Calibri" w:hAnsi="Calibri"/>
+          <w:rFonts w:ascii="Inter" w:cs="Inter" w:eastAsia="Inter" w:hAnsi="Inter"/>
           <w:color w:val="333333"/>
           <w:sz w:val="22"/>
           <w:szCs w:val="22"/>
@@ -269,7 +604,7 @@
             </w:pPr>
             <w:r>
               <w:rPr>
-                <w:rFonts w:ascii="Calibri" w:cs="Calibri" w:eastAsia="Calibri" w:hAnsi="Calibri"/>
+                <w:rFonts w:ascii="Inter" w:cs="Inter" w:eastAsia="Inter" w:hAnsi="Inter"/>
                 <w:b/>
                 <w:bCs/>
                 <w:color w:val="0B1F3A"/>
@@ -282,7 +617,7 @@
           <w:p>
             <w:r>
               <w:rPr>
-                <w:rFonts w:ascii="Calibri" w:cs="Calibri" w:eastAsia="Calibri" w:hAnsi="Calibri"/>
+                <w:rFonts w:ascii="Inter" w:cs="Inter" w:eastAsia="Inter" w:hAnsi="Inter"/>
                 <w:color w:val="333333"/>
                 <w:sz w:val="22"/>
                 <w:szCs w:val="22"/>
@@ -300,7 +635,7 @@
       </w:pPr>
       <w:r>
         <w:rPr>
-          <w:rFonts w:ascii="Calibri" w:cs="Calibri" w:eastAsia="Calibri" w:hAnsi="Calibri"/>
+          <w:rFonts w:ascii="Inter" w:cs="Inter" w:eastAsia="Inter" w:hAnsi="Inter"/>
           <w:b/>
           <w:bCs/>
           <w:color w:val="0B1F3A"/>
@@ -315,7 +650,7 @@
       </w:pPr>
       <w:r>
         <w:rPr>
-          <w:rFonts w:ascii="Calibri" w:cs="Calibri" w:eastAsia="Calibri" w:hAnsi="Calibri"/>
+          <w:rFonts w:ascii="Inter" w:cs="Inter" w:eastAsia="Inter" w:hAnsi="Inter"/>
           <w:color w:val="333333"/>
           <w:sz w:val="22"/>
           <w:szCs w:val="22"/>
@@ -369,7 +704,7 @@
             </w:pPr>
             <w:r>
               <w:rPr>
-                <w:rFonts w:ascii="Calibri" w:cs="Calibri" w:eastAsia="Calibri" w:hAnsi="Calibri"/>
+                <w:rFonts w:ascii="Inter" w:cs="Inter" w:eastAsia="Inter" w:hAnsi="Inter"/>
                 <w:b/>
                 <w:bCs/>
                 <w:color w:val="FFFFFF"/>
@@ -404,7 +739,7 @@
             </w:pPr>
             <w:r>
               <w:rPr>
-                <w:rFonts w:ascii="Calibri" w:cs="Calibri" w:eastAsia="Calibri" w:hAnsi="Calibri"/>
+                <w:rFonts w:ascii="Inter" w:cs="Inter" w:eastAsia="Inter" w:hAnsi="Inter"/>
                 <w:b/>
                 <w:bCs/>
                 <w:color w:val="FFFFFF"/>
@@ -439,7 +774,7 @@
             </w:pPr>
             <w:r>
               <w:rPr>
-                <w:rFonts w:ascii="Calibri" w:cs="Calibri" w:eastAsia="Calibri" w:hAnsi="Calibri"/>
+                <w:rFonts w:ascii="Inter" w:cs="Inter" w:eastAsia="Inter" w:hAnsi="Inter"/>
                 <w:b/>
                 <w:bCs/>
                 <w:color w:val="FFFFFF"/>
@@ -474,7 +809,7 @@
             </w:pPr>
             <w:r>
               <w:rPr>
-                <w:rFonts w:ascii="Calibri" w:cs="Calibri" w:eastAsia="Calibri" w:hAnsi="Calibri"/>
+                <w:rFonts w:ascii="Inter" w:cs="Inter" w:eastAsia="Inter" w:hAnsi="Inter"/>
                 <w:b/>
                 <w:bCs/>
                 <w:color w:val="FFFFFF"/>
@@ -511,7 +846,7 @@
             </w:pPr>
             <w:r>
               <w:rPr>
-                <w:rFonts w:ascii="Calibri" w:cs="Calibri" w:eastAsia="Calibri" w:hAnsi="Calibri"/>
+                <w:rFonts w:ascii="Inter" w:cs="Inter" w:eastAsia="Inter" w:hAnsi="Inter"/>
                 <w:b/>
                 <w:bCs/>
                 <w:color w:val="0B1F3A"/>
@@ -545,7 +880,7 @@
             </w:pPr>
             <w:r>
               <w:rPr>
-                <w:rFonts w:ascii="Calibri" w:cs="Calibri" w:eastAsia="Calibri" w:hAnsi="Calibri"/>
+                <w:rFonts w:ascii="Inter" w:cs="Inter" w:eastAsia="Inter" w:hAnsi="Inter"/>
                 <w:b/>
                 <w:bCs/>
                 <w:color w:val="0B1F3A"/>
@@ -579,7 +914,7 @@
             </w:pPr>
             <w:r>
               <w:rPr>
-                <w:rFonts w:ascii="Calibri" w:cs="Calibri" w:eastAsia="Calibri" w:hAnsi="Calibri"/>
+                <w:rFonts w:ascii="Inter" w:cs="Inter" w:eastAsia="Inter" w:hAnsi="Inter"/>
                 <w:color w:val="333333"/>
                 <w:sz w:val="21"/>
                 <w:szCs w:val="21"/>
@@ -611,7 +946,7 @@
             </w:pPr>
             <w:r>
               <w:rPr>
-                <w:rFonts w:ascii="Calibri" w:cs="Calibri" w:eastAsia="Calibri" w:hAnsi="Calibri"/>
+                <w:rFonts w:ascii="Inter" w:cs="Inter" w:eastAsia="Inter" w:hAnsi="Inter"/>
                 <w:color w:val="333333"/>
                 <w:sz w:val="21"/>
                 <w:szCs w:val="21"/>
@@ -646,7 +981,7 @@
             </w:pPr>
             <w:r>
               <w:rPr>
-                <w:rFonts w:ascii="Calibri" w:cs="Calibri" w:eastAsia="Calibri" w:hAnsi="Calibri"/>
+                <w:rFonts w:ascii="Inter" w:cs="Inter" w:eastAsia="Inter" w:hAnsi="Inter"/>
                 <w:b/>
                 <w:bCs/>
                 <w:color w:val="0B1F3A"/>
@@ -680,7 +1015,7 @@
             </w:pPr>
             <w:r>
               <w:rPr>
-                <w:rFonts w:ascii="Calibri" w:cs="Calibri" w:eastAsia="Calibri" w:hAnsi="Calibri"/>
+                <w:rFonts w:ascii="Inter" w:cs="Inter" w:eastAsia="Inter" w:hAnsi="Inter"/>
                 <w:b/>
                 <w:bCs/>
                 <w:color w:val="0B1F3A"/>
@@ -714,7 +1049,7 @@
             </w:pPr>
             <w:r>
               <w:rPr>
-                <w:rFonts w:ascii="Calibri" w:cs="Calibri" w:eastAsia="Calibri" w:hAnsi="Calibri"/>
+                <w:rFonts w:ascii="Inter" w:cs="Inter" w:eastAsia="Inter" w:hAnsi="Inter"/>
                 <w:color w:val="333333"/>
                 <w:sz w:val="21"/>
                 <w:szCs w:val="21"/>
@@ -746,7 +1081,7 @@
             </w:pPr>
             <w:r>
               <w:rPr>
-                <w:rFonts w:ascii="Calibri" w:cs="Calibri" w:eastAsia="Calibri" w:hAnsi="Calibri"/>
+                <w:rFonts w:ascii="Inter" w:cs="Inter" w:eastAsia="Inter" w:hAnsi="Inter"/>
                 <w:color w:val="333333"/>
                 <w:sz w:val="21"/>
                 <w:szCs w:val="21"/>
@@ -781,7 +1116,7 @@
             </w:pPr>
             <w:r>
               <w:rPr>
-                <w:rFonts w:ascii="Calibri" w:cs="Calibri" w:eastAsia="Calibri" w:hAnsi="Calibri"/>
+                <w:rFonts w:ascii="Inter" w:cs="Inter" w:eastAsia="Inter" w:hAnsi="Inter"/>
                 <w:b/>
                 <w:bCs/>
                 <w:color w:val="0B1F3A"/>
@@ -815,7 +1150,7 @@
             </w:pPr>
             <w:r>
               <w:rPr>
-                <w:rFonts w:ascii="Calibri" w:cs="Calibri" w:eastAsia="Calibri" w:hAnsi="Calibri"/>
+                <w:rFonts w:ascii="Inter" w:cs="Inter" w:eastAsia="Inter" w:hAnsi="Inter"/>
                 <w:b/>
                 <w:bCs/>
                 <w:color w:val="0B1F3A"/>
@@ -849,7 +1184,7 @@
             </w:pPr>
             <w:r>
               <w:rPr>
-                <w:rFonts w:ascii="Calibri" w:cs="Calibri" w:eastAsia="Calibri" w:hAnsi="Calibri"/>
+                <w:rFonts w:ascii="Inter" w:cs="Inter" w:eastAsia="Inter" w:hAnsi="Inter"/>
                 <w:color w:val="333333"/>
                 <w:sz w:val="21"/>
                 <w:szCs w:val="21"/>
@@ -881,7 +1216,7 @@
             </w:pPr>
             <w:r>
               <w:rPr>
-                <w:rFonts w:ascii="Calibri" w:cs="Calibri" w:eastAsia="Calibri" w:hAnsi="Calibri"/>
+                <w:rFonts w:ascii="Inter" w:cs="Inter" w:eastAsia="Inter" w:hAnsi="Inter"/>
                 <w:color w:val="333333"/>
                 <w:sz w:val="21"/>
                 <w:szCs w:val="21"/>
@@ -916,7 +1251,7 @@
             </w:pPr>
             <w:r>
               <w:rPr>
-                <w:rFonts w:ascii="Calibri" w:cs="Calibri" w:eastAsia="Calibri" w:hAnsi="Calibri"/>
+                <w:rFonts w:ascii="Inter" w:cs="Inter" w:eastAsia="Inter" w:hAnsi="Inter"/>
                 <w:b/>
                 <w:bCs/>
                 <w:color w:val="0B1F3A"/>
@@ -950,7 +1285,7 @@
             </w:pPr>
             <w:r>
               <w:rPr>
-                <w:rFonts w:ascii="Calibri" w:cs="Calibri" w:eastAsia="Calibri" w:hAnsi="Calibri"/>
+                <w:rFonts w:ascii="Inter" w:cs="Inter" w:eastAsia="Inter" w:hAnsi="Inter"/>
                 <w:b/>
                 <w:bCs/>
                 <w:color w:val="0B1F3A"/>
@@ -984,7 +1319,7 @@
             </w:pPr>
             <w:r>
               <w:rPr>
-                <w:rFonts w:ascii="Calibri" w:cs="Calibri" w:eastAsia="Calibri" w:hAnsi="Calibri"/>
+                <w:rFonts w:ascii="Inter" w:cs="Inter" w:eastAsia="Inter" w:hAnsi="Inter"/>
                 <w:color w:val="333333"/>
                 <w:sz w:val="21"/>
                 <w:szCs w:val="21"/>
@@ -1016,7 +1351,7 @@
             </w:pPr>
             <w:r>
               <w:rPr>
-                <w:rFonts w:ascii="Calibri" w:cs="Calibri" w:eastAsia="Calibri" w:hAnsi="Calibri"/>
+                <w:rFonts w:ascii="Inter" w:cs="Inter" w:eastAsia="Inter" w:hAnsi="Inter"/>
                 <w:color w:val="333333"/>
                 <w:sz w:val="21"/>
                 <w:szCs w:val="21"/>
@@ -1034,7 +1369,7 @@
       </w:pPr>
       <w:r>
         <w:rPr>
-          <w:rFonts w:ascii="Calibri" w:cs="Calibri" w:eastAsia="Calibri" w:hAnsi="Calibri"/>
+          <w:rFonts w:ascii="Inter" w:cs="Inter" w:eastAsia="Inter" w:hAnsi="Inter"/>
           <w:color w:val="333333"/>
           <w:sz w:val="22"/>
           <w:szCs w:val="22"/>
@@ -1081,7 +1416,7 @@
             </w:pPr>
             <w:r>
               <w:rPr>
-                <w:rFonts w:ascii="Calibri" w:cs="Calibri" w:eastAsia="Calibri" w:hAnsi="Calibri"/>
+                <w:rFonts w:ascii="Inter" w:cs="Inter" w:eastAsia="Inter" w:hAnsi="Inter"/>
                 <w:b/>
                 <w:bCs/>
                 <w:color w:val="0B1F3A"/>
@@ -1094,7 +1429,7 @@
           <w:p>
             <w:r>
               <w:rPr>
-                <w:rFonts w:ascii="Calibri" w:cs="Calibri" w:eastAsia="Calibri" w:hAnsi="Calibri"/>
+                <w:rFonts w:ascii="Inter" w:cs="Inter" w:eastAsia="Inter" w:hAnsi="Inter"/>
                 <w:color w:val="333333"/>
                 <w:sz w:val="22"/>
                 <w:szCs w:val="22"/>
@@ -1112,7 +1447,7 @@
       </w:pPr>
       <w:r>
         <w:rPr>
-          <w:rFonts w:ascii="Calibri" w:cs="Calibri" w:eastAsia="Calibri" w:hAnsi="Calibri"/>
+          <w:rFonts w:ascii="Inter" w:cs="Inter" w:eastAsia="Inter" w:hAnsi="Inter"/>
           <w:b/>
           <w:bCs/>
           <w:color w:val="0B1F3A"/>
@@ -1127,7 +1462,7 @@
       </w:pPr>
       <w:r>
         <w:rPr>
-          <w:rFonts w:ascii="Calibri" w:cs="Calibri" w:eastAsia="Calibri" w:hAnsi="Calibri"/>
+          <w:rFonts w:ascii="Inter" w:cs="Inter" w:eastAsia="Inter" w:hAnsi="Inter"/>
           <w:b/>
           <w:bCs/>
           <w:color w:val="0B1F3A"/>
@@ -1146,7 +1481,7 @@
       </w:pPr>
       <w:r>
         <w:rPr>
-          <w:rFonts w:ascii="Calibri" w:cs="Calibri" w:eastAsia="Calibri" w:hAnsi="Calibri"/>
+          <w:rFonts w:ascii="Inter" w:cs="Inter" w:eastAsia="Inter" w:hAnsi="Inter"/>
           <w:color w:val="333333"/>
           <w:sz w:val="22"/>
           <w:szCs w:val="22"/>
@@ -1165,7 +1500,7 @@
       </w:pPr>
       <w:r>
         <w:rPr>
-          <w:rFonts w:ascii="Calibri" w:cs="Calibri" w:eastAsia="Calibri" w:hAnsi="Calibri"/>
+          <w:rFonts w:ascii="Inter" w:cs="Inter" w:eastAsia="Inter" w:hAnsi="Inter"/>
           <w:color w:val="333333"/>
           <w:sz w:val="22"/>
           <w:szCs w:val="22"/>
@@ -1184,7 +1519,7 @@
       </w:pPr>
       <w:r>
         <w:rPr>
-          <w:rFonts w:ascii="Calibri" w:cs="Calibri" w:eastAsia="Calibri" w:hAnsi="Calibri"/>
+          <w:rFonts w:ascii="Inter" w:cs="Inter" w:eastAsia="Inter" w:hAnsi="Inter"/>
           <w:color w:val="333333"/>
           <w:sz w:val="22"/>
           <w:szCs w:val="22"/>
@@ -1203,7 +1538,7 @@
       </w:pPr>
       <w:r>
         <w:rPr>
-          <w:rFonts w:ascii="Calibri" w:cs="Calibri" w:eastAsia="Calibri" w:hAnsi="Calibri"/>
+          <w:rFonts w:ascii="Inter" w:cs="Inter" w:eastAsia="Inter" w:hAnsi="Inter"/>
           <w:color w:val="333333"/>
           <w:sz w:val="22"/>
           <w:szCs w:val="22"/>
@@ -1222,7 +1557,7 @@
       </w:pPr>
       <w:r>
         <w:rPr>
-          <w:rFonts w:ascii="Calibri" w:cs="Calibri" w:eastAsia="Calibri" w:hAnsi="Calibri"/>
+          <w:rFonts w:ascii="Inter" w:cs="Inter" w:eastAsia="Inter" w:hAnsi="Inter"/>
           <w:color w:val="333333"/>
           <w:sz w:val="22"/>
           <w:szCs w:val="22"/>
@@ -1237,7 +1572,7 @@
       </w:pPr>
       <w:r>
         <w:rPr>
-          <w:rFonts w:ascii="Calibri" w:cs="Calibri" w:eastAsia="Calibri" w:hAnsi="Calibri"/>
+          <w:rFonts w:ascii="Inter" w:cs="Inter" w:eastAsia="Inter" w:hAnsi="Inter"/>
           <w:b/>
           <w:bCs/>
           <w:color w:val="0B1F3A"/>
@@ -1256,7 +1591,7 @@
       </w:pPr>
       <w:r>
         <w:rPr>
-          <w:rFonts w:ascii="Calibri" w:cs="Calibri" w:eastAsia="Calibri" w:hAnsi="Calibri"/>
+          <w:rFonts w:ascii="Inter" w:cs="Inter" w:eastAsia="Inter" w:hAnsi="Inter"/>
           <w:color w:val="333333"/>
           <w:sz w:val="22"/>
           <w:szCs w:val="22"/>
@@ -1275,7 +1610,7 @@
       </w:pPr>
       <w:r>
         <w:rPr>
-          <w:rFonts w:ascii="Calibri" w:cs="Calibri" w:eastAsia="Calibri" w:hAnsi="Calibri"/>
+          <w:rFonts w:ascii="Inter" w:cs="Inter" w:eastAsia="Inter" w:hAnsi="Inter"/>
           <w:color w:val="333333"/>
           <w:sz w:val="22"/>
           <w:szCs w:val="22"/>
@@ -1294,7 +1629,7 @@
       </w:pPr>
       <w:r>
         <w:rPr>
-          <w:rFonts w:ascii="Calibri" w:cs="Calibri" w:eastAsia="Calibri" w:hAnsi="Calibri"/>
+          <w:rFonts w:ascii="Inter" w:cs="Inter" w:eastAsia="Inter" w:hAnsi="Inter"/>
           <w:color w:val="333333"/>
           <w:sz w:val="22"/>
           <w:szCs w:val="22"/>
@@ -1313,7 +1648,7 @@
       </w:pPr>
       <w:r>
         <w:rPr>
-          <w:rFonts w:ascii="Calibri" w:cs="Calibri" w:eastAsia="Calibri" w:hAnsi="Calibri"/>
+          <w:rFonts w:ascii="Inter" w:cs="Inter" w:eastAsia="Inter" w:hAnsi="Inter"/>
           <w:color w:val="333333"/>
           <w:sz w:val="22"/>
           <w:szCs w:val="22"/>
@@ -1332,7 +1667,7 @@
       </w:pPr>
       <w:r>
         <w:rPr>
-          <w:rFonts w:ascii="Calibri" w:cs="Calibri" w:eastAsia="Calibri" w:hAnsi="Calibri"/>
+          <w:rFonts w:ascii="Inter" w:cs="Inter" w:eastAsia="Inter" w:hAnsi="Inter"/>
           <w:color w:val="333333"/>
           <w:sz w:val="22"/>
           <w:szCs w:val="22"/>
@@ -1347,7 +1682,7 @@
       </w:pPr>
       <w:r>
         <w:rPr>
-          <w:rFonts w:ascii="Calibri" w:cs="Calibri" w:eastAsia="Calibri" w:hAnsi="Calibri"/>
+          <w:rFonts w:ascii="Inter" w:cs="Inter" w:eastAsia="Inter" w:hAnsi="Inter"/>
           <w:b/>
           <w:bCs/>
           <w:color w:val="0B1F3A"/>
@@ -1366,7 +1701,7 @@
       </w:pPr>
       <w:r>
         <w:rPr>
-          <w:rFonts w:ascii="Calibri" w:cs="Calibri" w:eastAsia="Calibri" w:hAnsi="Calibri"/>
+          <w:rFonts w:ascii="Inter" w:cs="Inter" w:eastAsia="Inter" w:hAnsi="Inter"/>
           <w:color w:val="333333"/>
           <w:sz w:val="22"/>
           <w:szCs w:val="22"/>
@@ -1385,7 +1720,7 @@
       </w:pPr>
       <w:r>
         <w:rPr>
-          <w:rFonts w:ascii="Calibri" w:cs="Calibri" w:eastAsia="Calibri" w:hAnsi="Calibri"/>
+          <w:rFonts w:ascii="Inter" w:cs="Inter" w:eastAsia="Inter" w:hAnsi="Inter"/>
           <w:color w:val="333333"/>
           <w:sz w:val="22"/>
           <w:szCs w:val="22"/>
@@ -1404,7 +1739,7 @@
       </w:pPr>
       <w:r>
         <w:rPr>
-          <w:rFonts w:ascii="Calibri" w:cs="Calibri" w:eastAsia="Calibri" w:hAnsi="Calibri"/>
+          <w:rFonts w:ascii="Inter" w:cs="Inter" w:eastAsia="Inter" w:hAnsi="Inter"/>
           <w:color w:val="333333"/>
           <w:sz w:val="22"/>
           <w:szCs w:val="22"/>
@@ -1423,7 +1758,7 @@
       </w:pPr>
       <w:r>
         <w:rPr>
-          <w:rFonts w:ascii="Calibri" w:cs="Calibri" w:eastAsia="Calibri" w:hAnsi="Calibri"/>
+          <w:rFonts w:ascii="Inter" w:cs="Inter" w:eastAsia="Inter" w:hAnsi="Inter"/>
           <w:color w:val="333333"/>
           <w:sz w:val="22"/>
           <w:szCs w:val="22"/>
@@ -1442,7 +1777,7 @@
       </w:pPr>
       <w:r>
         <w:rPr>
-          <w:rFonts w:ascii="Calibri" w:cs="Calibri" w:eastAsia="Calibri" w:hAnsi="Calibri"/>
+          <w:rFonts w:ascii="Inter" w:cs="Inter" w:eastAsia="Inter" w:hAnsi="Inter"/>
           <w:color w:val="333333"/>
           <w:sz w:val="22"/>
           <w:szCs w:val="22"/>
@@ -1457,7 +1792,7 @@
       </w:pPr>
       <w:r>
         <w:rPr>
-          <w:rFonts w:ascii="Calibri" w:cs="Calibri" w:eastAsia="Calibri" w:hAnsi="Calibri"/>
+          <w:rFonts w:ascii="Inter" w:cs="Inter" w:eastAsia="Inter" w:hAnsi="Inter"/>
           <w:b/>
           <w:bCs/>
           <w:color w:val="0B1F3A"/>
@@ -1476,7 +1811,7 @@
       </w:pPr>
       <w:r>
         <w:rPr>
-          <w:rFonts w:ascii="Calibri" w:cs="Calibri" w:eastAsia="Calibri" w:hAnsi="Calibri"/>
+          <w:rFonts w:ascii="Inter" w:cs="Inter" w:eastAsia="Inter" w:hAnsi="Inter"/>
           <w:color w:val="333333"/>
           <w:sz w:val="22"/>
           <w:szCs w:val="22"/>
@@ -1495,7 +1830,7 @@
       </w:pPr>
       <w:r>
         <w:rPr>
-          <w:rFonts w:ascii="Calibri" w:cs="Calibri" w:eastAsia="Calibri" w:hAnsi="Calibri"/>
+          <w:rFonts w:ascii="Inter" w:cs="Inter" w:eastAsia="Inter" w:hAnsi="Inter"/>
           <w:color w:val="333333"/>
           <w:sz w:val="22"/>
           <w:szCs w:val="22"/>
@@ -1514,7 +1849,7 @@
       </w:pPr>
       <w:r>
         <w:rPr>
-          <w:rFonts w:ascii="Calibri" w:cs="Calibri" w:eastAsia="Calibri" w:hAnsi="Calibri"/>
+          <w:rFonts w:ascii="Inter" w:cs="Inter" w:eastAsia="Inter" w:hAnsi="Inter"/>
           <w:color w:val="333333"/>
           <w:sz w:val="22"/>
           <w:szCs w:val="22"/>
@@ -1533,7 +1868,7 @@
       </w:pPr>
       <w:r>
         <w:rPr>
-          <w:rFonts w:ascii="Calibri" w:cs="Calibri" w:eastAsia="Calibri" w:hAnsi="Calibri"/>
+          <w:rFonts w:ascii="Inter" w:cs="Inter" w:eastAsia="Inter" w:hAnsi="Inter"/>
           <w:color w:val="333333"/>
           <w:sz w:val="22"/>
           <w:szCs w:val="22"/>
@@ -1552,7 +1887,7 @@
       </w:pPr>
       <w:r>
         <w:rPr>
-          <w:rFonts w:ascii="Calibri" w:cs="Calibri" w:eastAsia="Calibri" w:hAnsi="Calibri"/>
+          <w:rFonts w:ascii="Inter" w:cs="Inter" w:eastAsia="Inter" w:hAnsi="Inter"/>
           <w:color w:val="333333"/>
           <w:sz w:val="22"/>
           <w:szCs w:val="22"/>
@@ -1567,7 +1902,7 @@
       </w:pPr>
       <w:r>
         <w:rPr>
-          <w:rFonts w:ascii="Calibri" w:cs="Calibri" w:eastAsia="Calibri" w:hAnsi="Calibri"/>
+          <w:rFonts w:ascii="Inter" w:cs="Inter" w:eastAsia="Inter" w:hAnsi="Inter"/>
           <w:b/>
           <w:bCs/>
           <w:color w:val="0B1F3A"/>
@@ -1582,7 +1917,7 @@
       </w:pPr>
       <w:r>
         <w:rPr>
-          <w:rFonts w:ascii="Calibri" w:cs="Calibri" w:eastAsia="Calibri" w:hAnsi="Calibri"/>
+          <w:rFonts w:ascii="Inter" w:cs="Inter" w:eastAsia="Inter" w:hAnsi="Inter"/>
           <w:color w:val="333333"/>
           <w:sz w:val="22"/>
           <w:szCs w:val="22"/>
@@ -1597,7 +1932,7 @@
       </w:pPr>
       <w:r>
         <w:rPr>
-          <w:rFonts w:ascii="Calibri" w:cs="Calibri" w:eastAsia="Calibri" w:hAnsi="Calibri"/>
+          <w:rFonts w:ascii="Inter" w:cs="Inter" w:eastAsia="Inter" w:hAnsi="Inter"/>
           <w:b/>
           <w:bCs/>
           <w:color w:val="0B1F3A"/>
@@ -1612,7 +1947,7 @@
       </w:pPr>
       <w:r>
         <w:rPr>
-          <w:rFonts w:ascii="Calibri" w:cs="Calibri" w:eastAsia="Calibri" w:hAnsi="Calibri"/>
+          <w:rFonts w:ascii="Inter" w:cs="Inter" w:eastAsia="Inter" w:hAnsi="Inter"/>
           <w:color w:val="333333"/>
           <w:sz w:val="22"/>
           <w:szCs w:val="22"/>
@@ -1631,7 +1966,7 @@
       </w:pPr>
       <w:r>
         <w:rPr>
-          <w:rFonts w:ascii="Calibri" w:cs="Calibri" w:eastAsia="Calibri" w:hAnsi="Calibri"/>
+          <w:rFonts w:ascii="Inter" w:cs="Inter" w:eastAsia="Inter" w:hAnsi="Inter"/>
           <w:color w:val="333333"/>
           <w:sz w:val="22"/>
           <w:szCs w:val="22"/>
@@ -1650,7 +1985,7 @@
       </w:pPr>
       <w:r>
         <w:rPr>
-          <w:rFonts w:ascii="Calibri" w:cs="Calibri" w:eastAsia="Calibri" w:hAnsi="Calibri"/>
+          <w:rFonts w:ascii="Inter" w:cs="Inter" w:eastAsia="Inter" w:hAnsi="Inter"/>
           <w:color w:val="333333"/>
           <w:sz w:val="22"/>
           <w:szCs w:val="22"/>
@@ -1669,7 +2004,7 @@
       </w:pPr>
       <w:r>
         <w:rPr>
-          <w:rFonts w:ascii="Calibri" w:cs="Calibri" w:eastAsia="Calibri" w:hAnsi="Calibri"/>
+          <w:rFonts w:ascii="Inter" w:cs="Inter" w:eastAsia="Inter" w:hAnsi="Inter"/>
           <w:color w:val="333333"/>
           <w:sz w:val="22"/>
           <w:szCs w:val="22"/>
@@ -1688,7 +2023,7 @@
       </w:pPr>
       <w:r>
         <w:rPr>
-          <w:rFonts w:ascii="Calibri" w:cs="Calibri" w:eastAsia="Calibri" w:hAnsi="Calibri"/>
+          <w:rFonts w:ascii="Inter" w:cs="Inter" w:eastAsia="Inter" w:hAnsi="Inter"/>
           <w:color w:val="333333"/>
           <w:sz w:val="22"/>
           <w:szCs w:val="22"/>
@@ -1707,7 +2042,7 @@
       </w:pPr>
       <w:r>
         <w:rPr>
-          <w:rFonts w:ascii="Calibri" w:cs="Calibri" w:eastAsia="Calibri" w:hAnsi="Calibri"/>
+          <w:rFonts w:ascii="Inter" w:cs="Inter" w:eastAsia="Inter" w:hAnsi="Inter"/>
           <w:color w:val="333333"/>
           <w:sz w:val="22"/>
           <w:szCs w:val="22"/>
@@ -1726,7 +2061,7 @@
       </w:pPr>
       <w:r>
         <w:rPr>
-          <w:rFonts w:ascii="Calibri" w:cs="Calibri" w:eastAsia="Calibri" w:hAnsi="Calibri"/>
+          <w:rFonts w:ascii="Inter" w:cs="Inter" w:eastAsia="Inter" w:hAnsi="Inter"/>
           <w:color w:val="333333"/>
           <w:sz w:val="22"/>
           <w:szCs w:val="22"/>
@@ -1745,7 +2080,7 @@
       </w:pPr>
       <w:r>
         <w:rPr>
-          <w:rFonts w:ascii="Calibri" w:cs="Calibri" w:eastAsia="Calibri" w:hAnsi="Calibri"/>
+          <w:rFonts w:ascii="Inter" w:cs="Inter" w:eastAsia="Inter" w:hAnsi="Inter"/>
           <w:color w:val="333333"/>
           <w:sz w:val="22"/>
           <w:szCs w:val="22"/>
@@ -1764,7 +2099,7 @@
       </w:pPr>
       <w:r>
         <w:rPr>
-          <w:rFonts w:ascii="Calibri" w:cs="Calibri" w:eastAsia="Calibri" w:hAnsi="Calibri"/>
+          <w:rFonts w:ascii="Inter" w:cs="Inter" w:eastAsia="Inter" w:hAnsi="Inter"/>
           <w:color w:val="333333"/>
           <w:sz w:val="22"/>
           <w:szCs w:val="22"/>
@@ -1779,7 +2114,7 @@
       </w:pPr>
       <w:r>
         <w:rPr>
-          <w:rFonts w:ascii="Calibri" w:cs="Calibri" w:eastAsia="Calibri" w:hAnsi="Calibri"/>
+          <w:rFonts w:ascii="Inter" w:cs="Inter" w:eastAsia="Inter" w:hAnsi="Inter"/>
           <w:b/>
           <w:bCs/>
           <w:color w:val="0B1F3A"/>
@@ -1794,7 +2129,7 @@
       </w:pPr>
       <w:r>
         <w:rPr>
-          <w:rFonts w:ascii="Calibri" w:cs="Calibri" w:eastAsia="Calibri" w:hAnsi="Calibri"/>
+          <w:rFonts w:ascii="Inter" w:cs="Inter" w:eastAsia="Inter" w:hAnsi="Inter"/>
           <w:color w:val="333333"/>
           <w:sz w:val="22"/>
           <w:szCs w:val="22"/>
@@ -1813,7 +2148,7 @@
       </w:pPr>
       <w:r>
         <w:rPr>
-          <w:rFonts w:ascii="Calibri" w:cs="Calibri" w:eastAsia="Calibri" w:hAnsi="Calibri"/>
+          <w:rFonts w:ascii="Inter" w:cs="Inter" w:eastAsia="Inter" w:hAnsi="Inter"/>
           <w:color w:val="333333"/>
           <w:sz w:val="22"/>
           <w:szCs w:val="22"/>
@@ -1832,7 +2167,7 @@
       </w:pPr>
       <w:r>
         <w:rPr>
-          <w:rFonts w:ascii="Calibri" w:cs="Calibri" w:eastAsia="Calibri" w:hAnsi="Calibri"/>
+          <w:rFonts w:ascii="Inter" w:cs="Inter" w:eastAsia="Inter" w:hAnsi="Inter"/>
           <w:color w:val="333333"/>
           <w:sz w:val="22"/>
           <w:szCs w:val="22"/>
@@ -1851,7 +2186,7 @@
       </w:pPr>
       <w:r>
         <w:rPr>
-          <w:rFonts w:ascii="Calibri" w:cs="Calibri" w:eastAsia="Calibri" w:hAnsi="Calibri"/>
+          <w:rFonts w:ascii="Inter" w:cs="Inter" w:eastAsia="Inter" w:hAnsi="Inter"/>
           <w:color w:val="333333"/>
           <w:sz w:val="22"/>
           <w:szCs w:val="22"/>
@@ -1870,7 +2205,7 @@
       </w:pPr>
       <w:r>
         <w:rPr>
-          <w:rFonts w:ascii="Calibri" w:cs="Calibri" w:eastAsia="Calibri" w:hAnsi="Calibri"/>
+          <w:rFonts w:ascii="Inter" w:cs="Inter" w:eastAsia="Inter" w:hAnsi="Inter"/>
           <w:color w:val="333333"/>
           <w:sz w:val="22"/>
           <w:szCs w:val="22"/>
@@ -1889,7 +2224,7 @@
       </w:pPr>
       <w:r>
         <w:rPr>
-          <w:rFonts w:ascii="Calibri" w:cs="Calibri" w:eastAsia="Calibri" w:hAnsi="Calibri"/>
+          <w:rFonts w:ascii="Inter" w:cs="Inter" w:eastAsia="Inter" w:hAnsi="Inter"/>
           <w:color w:val="333333"/>
           <w:sz w:val="22"/>
           <w:szCs w:val="22"/>
@@ -1908,7 +2243,7 @@
       </w:pPr>
       <w:r>
         <w:rPr>
-          <w:rFonts w:ascii="Calibri" w:cs="Calibri" w:eastAsia="Calibri" w:hAnsi="Calibri"/>
+          <w:rFonts w:ascii="Inter" w:cs="Inter" w:eastAsia="Inter" w:hAnsi="Inter"/>
           <w:color w:val="333333"/>
           <w:sz w:val="22"/>
           <w:szCs w:val="22"/>
@@ -1927,7 +2262,7 @@
       </w:pPr>
       <w:r>
         <w:rPr>
-          <w:rFonts w:ascii="Calibri" w:cs="Calibri" w:eastAsia="Calibri" w:hAnsi="Calibri"/>
+          <w:rFonts w:ascii="Inter" w:cs="Inter" w:eastAsia="Inter" w:hAnsi="Inter"/>
           <w:color w:val="333333"/>
           <w:sz w:val="22"/>
           <w:szCs w:val="22"/>
@@ -1946,7 +2281,7 @@
       </w:pPr>
       <w:r>
         <w:rPr>
-          <w:rFonts w:ascii="Calibri" w:cs="Calibri" w:eastAsia="Calibri" w:hAnsi="Calibri"/>
+          <w:rFonts w:ascii="Inter" w:cs="Inter" w:eastAsia="Inter" w:hAnsi="Inter"/>
           <w:color w:val="333333"/>
           <w:sz w:val="22"/>
           <w:szCs w:val="22"/>
@@ -1965,7 +2300,7 @@
       </w:pPr>
       <w:r>
         <w:rPr>
-          <w:rFonts w:ascii="Calibri" w:cs="Calibri" w:eastAsia="Calibri" w:hAnsi="Calibri"/>
+          <w:rFonts w:ascii="Inter" w:cs="Inter" w:eastAsia="Inter" w:hAnsi="Inter"/>
           <w:color w:val="333333"/>
           <w:sz w:val="22"/>
           <w:szCs w:val="22"/>
@@ -1984,7 +2319,7 @@
       </w:pPr>
       <w:r>
         <w:rPr>
-          <w:rFonts w:ascii="Calibri" w:cs="Calibri" w:eastAsia="Calibri" w:hAnsi="Calibri"/>
+          <w:rFonts w:ascii="Inter" w:cs="Inter" w:eastAsia="Inter" w:hAnsi="Inter"/>
           <w:color w:val="333333"/>
           <w:sz w:val="22"/>
           <w:szCs w:val="22"/>
@@ -2003,7 +2338,7 @@
       </w:pPr>
       <w:r>
         <w:rPr>
-          <w:rFonts w:ascii="Calibri" w:cs="Calibri" w:eastAsia="Calibri" w:hAnsi="Calibri"/>
+          <w:rFonts w:ascii="Inter" w:cs="Inter" w:eastAsia="Inter" w:hAnsi="Inter"/>
           <w:color w:val="333333"/>
           <w:sz w:val="22"/>
           <w:szCs w:val="22"/>
@@ -2018,7 +2353,7 @@
       </w:pPr>
       <w:r>
         <w:rPr>
-          <w:rFonts w:ascii="Calibri" w:cs="Calibri" w:eastAsia="Calibri" w:hAnsi="Calibri"/>
+          <w:rFonts w:ascii="Inter" w:cs="Inter" w:eastAsia="Inter" w:hAnsi="Inter"/>
           <w:b/>
           <w:bCs/>
           <w:color w:val="0B1F3A"/>
@@ -2033,7 +2368,7 @@
       </w:pPr>
       <w:r>
         <w:rPr>
-          <w:rFonts w:ascii="Calibri" w:cs="Calibri" w:eastAsia="Calibri" w:hAnsi="Calibri"/>
+          <w:rFonts w:ascii="Inter" w:cs="Inter" w:eastAsia="Inter" w:hAnsi="Inter"/>
           <w:color w:val="333333"/>
           <w:sz w:val="22"/>
           <w:szCs w:val="22"/>
@@ -2052,7 +2387,7 @@
       </w:pPr>
       <w:r>
         <w:rPr>
-          <w:rFonts w:ascii="Calibri" w:cs="Calibri" w:eastAsia="Calibri" w:hAnsi="Calibri"/>
+          <w:rFonts w:ascii="Inter" w:cs="Inter" w:eastAsia="Inter" w:hAnsi="Inter"/>
           <w:color w:val="333333"/>
           <w:sz w:val="22"/>
           <w:szCs w:val="22"/>
@@ -2071,7 +2406,7 @@
       </w:pPr>
       <w:r>
         <w:rPr>
-          <w:rFonts w:ascii="Calibri" w:cs="Calibri" w:eastAsia="Calibri" w:hAnsi="Calibri"/>
+          <w:rFonts w:ascii="Inter" w:cs="Inter" w:eastAsia="Inter" w:hAnsi="Inter"/>
           <w:color w:val="333333"/>
           <w:sz w:val="22"/>
           <w:szCs w:val="22"/>
@@ -2090,7 +2425,7 @@
       </w:pPr>
       <w:r>
         <w:rPr>
-          <w:rFonts w:ascii="Calibri" w:cs="Calibri" w:eastAsia="Calibri" w:hAnsi="Calibri"/>
+          <w:rFonts w:ascii="Inter" w:cs="Inter" w:eastAsia="Inter" w:hAnsi="Inter"/>
           <w:color w:val="333333"/>
           <w:sz w:val="22"/>
           <w:szCs w:val="22"/>
@@ -2109,7 +2444,7 @@
       </w:pPr>
       <w:r>
         <w:rPr>
-          <w:rFonts w:ascii="Calibri" w:cs="Calibri" w:eastAsia="Calibri" w:hAnsi="Calibri"/>
+          <w:rFonts w:ascii="Inter" w:cs="Inter" w:eastAsia="Inter" w:hAnsi="Inter"/>
           <w:color w:val="333333"/>
           <w:sz w:val="22"/>
           <w:szCs w:val="22"/>
@@ -2128,7 +2463,7 @@
       </w:pPr>
       <w:r>
         <w:rPr>
-          <w:rFonts w:ascii="Calibri" w:cs="Calibri" w:eastAsia="Calibri" w:hAnsi="Calibri"/>
+          <w:rFonts w:ascii="Inter" w:cs="Inter" w:eastAsia="Inter" w:hAnsi="Inter"/>
           <w:color w:val="333333"/>
           <w:sz w:val="22"/>
           <w:szCs w:val="22"/>
@@ -2143,7 +2478,7 @@
       </w:pPr>
       <w:r>
         <w:rPr>
-          <w:rFonts w:ascii="Calibri" w:cs="Calibri" w:eastAsia="Calibri" w:hAnsi="Calibri"/>
+          <w:rFonts w:ascii="Inter" w:cs="Inter" w:eastAsia="Inter" w:hAnsi="Inter"/>
           <w:b/>
           <w:bCs/>
           <w:color w:val="0B1F3A"/>
@@ -2158,7 +2493,7 @@
       </w:pPr>
       <w:r>
         <w:rPr>
-          <w:rFonts w:ascii="Calibri" w:cs="Calibri" w:eastAsia="Calibri" w:hAnsi="Calibri"/>
+          <w:rFonts w:ascii="Inter" w:cs="Inter" w:eastAsia="Inter" w:hAnsi="Inter"/>
           <w:color w:val="333333"/>
           <w:sz w:val="22"/>
           <w:szCs w:val="22"/>
@@ -2208,7 +2543,7 @@
             </w:pPr>
             <w:r>
               <w:rPr>
-                <w:rFonts w:ascii="Calibri" w:cs="Calibri" w:eastAsia="Calibri" w:hAnsi="Calibri"/>
+                <w:rFonts w:ascii="Inter" w:cs="Inter" w:eastAsia="Inter" w:hAnsi="Inter"/>
                 <w:b/>
                 <w:bCs/>
                 <w:color w:val="0B1F3A"/>
@@ -2242,7 +2577,7 @@
             </w:pPr>
             <w:r>
               <w:rPr>
-                <w:rFonts w:ascii="Calibri" w:cs="Calibri" w:eastAsia="Calibri" w:hAnsi="Calibri"/>
+                <w:rFonts w:ascii="Inter" w:cs="Inter" w:eastAsia="Inter" w:hAnsi="Inter"/>
                 <w:b/>
                 <w:bCs/>
                 <w:color w:val="0B1F3A"/>
@@ -2276,7 +2611,7 @@
             </w:pPr>
             <w:r>
               <w:rPr>
-                <w:rFonts w:ascii="Calibri" w:cs="Calibri" w:eastAsia="Calibri" w:hAnsi="Calibri"/>
+                <w:rFonts w:ascii="Inter" w:cs="Inter" w:eastAsia="Inter" w:hAnsi="Inter"/>
                 <w:color w:val="333333"/>
                 <w:sz w:val="21"/>
                 <w:szCs w:val="21"/>
@@ -2311,7 +2646,7 @@
             </w:pPr>
             <w:r>
               <w:rPr>
-                <w:rFonts w:ascii="Calibri" w:cs="Calibri" w:eastAsia="Calibri" w:hAnsi="Calibri"/>
+                <w:rFonts w:ascii="Inter" w:cs="Inter" w:eastAsia="Inter" w:hAnsi="Inter"/>
                 <w:b/>
                 <w:bCs/>
                 <w:color w:val="0B1F3A"/>
@@ -2345,7 +2680,7 @@
             </w:pPr>
             <w:r>
               <w:rPr>
-                <w:rFonts w:ascii="Calibri" w:cs="Calibri" w:eastAsia="Calibri" w:hAnsi="Calibri"/>
+                <w:rFonts w:ascii="Inter" w:cs="Inter" w:eastAsia="Inter" w:hAnsi="Inter"/>
                 <w:b/>
                 <w:bCs/>
                 <w:color w:val="0B1F3A"/>
@@ -2379,7 +2714,7 @@
             </w:pPr>
             <w:r>
               <w:rPr>
-                <w:rFonts w:ascii="Calibri" w:cs="Calibri" w:eastAsia="Calibri" w:hAnsi="Calibri"/>
+                <w:rFonts w:ascii="Inter" w:cs="Inter" w:eastAsia="Inter" w:hAnsi="Inter"/>
                 <w:color w:val="333333"/>
                 <w:sz w:val="21"/>
                 <w:szCs w:val="21"/>
@@ -2414,7 +2749,7 @@
             </w:pPr>
             <w:r>
               <w:rPr>
-                <w:rFonts w:ascii="Calibri" w:cs="Calibri" w:eastAsia="Calibri" w:hAnsi="Calibri"/>
+                <w:rFonts w:ascii="Inter" w:cs="Inter" w:eastAsia="Inter" w:hAnsi="Inter"/>
                 <w:b/>
                 <w:bCs/>
                 <w:color w:val="0B1F3A"/>
@@ -2448,7 +2783,7 @@
             </w:pPr>
             <w:r>
               <w:rPr>
-                <w:rFonts w:ascii="Calibri" w:cs="Calibri" w:eastAsia="Calibri" w:hAnsi="Calibri"/>
+                <w:rFonts w:ascii="Inter" w:cs="Inter" w:eastAsia="Inter" w:hAnsi="Inter"/>
                 <w:b/>
                 <w:bCs/>
                 <w:color w:val="0B1F3A"/>
@@ -2482,7 +2817,7 @@
             </w:pPr>
             <w:r>
               <w:rPr>
-                <w:rFonts w:ascii="Calibri" w:cs="Calibri" w:eastAsia="Calibri" w:hAnsi="Calibri"/>
+                <w:rFonts w:ascii="Inter" w:cs="Inter" w:eastAsia="Inter" w:hAnsi="Inter"/>
                 <w:color w:val="333333"/>
                 <w:sz w:val="21"/>
                 <w:szCs w:val="21"/>
@@ -2517,7 +2852,7 @@
             </w:pPr>
             <w:r>
               <w:rPr>
-                <w:rFonts w:ascii="Calibri" w:cs="Calibri" w:eastAsia="Calibri" w:hAnsi="Calibri"/>
+                <w:rFonts w:ascii="Inter" w:cs="Inter" w:eastAsia="Inter" w:hAnsi="Inter"/>
                 <w:b/>
                 <w:bCs/>
                 <w:color w:val="0B1F3A"/>
@@ -2551,7 +2886,7 @@
             </w:pPr>
             <w:r>
               <w:rPr>
-                <w:rFonts w:ascii="Calibri" w:cs="Calibri" w:eastAsia="Calibri" w:hAnsi="Calibri"/>
+                <w:rFonts w:ascii="Inter" w:cs="Inter" w:eastAsia="Inter" w:hAnsi="Inter"/>
                 <w:b/>
                 <w:bCs/>
                 <w:color w:val="0B1F3A"/>
@@ -2585,7 +2920,7 @@
             </w:pPr>
             <w:r>
               <w:rPr>
-                <w:rFonts w:ascii="Calibri" w:cs="Calibri" w:eastAsia="Calibri" w:hAnsi="Calibri"/>
+                <w:rFonts w:ascii="Inter" w:cs="Inter" w:eastAsia="Inter" w:hAnsi="Inter"/>
                 <w:color w:val="333333"/>
                 <w:sz w:val="21"/>
                 <w:szCs w:val="21"/>
@@ -2620,7 +2955,7 @@
             </w:pPr>
             <w:r>
               <w:rPr>
-                <w:rFonts w:ascii="Calibri" w:cs="Calibri" w:eastAsia="Calibri" w:hAnsi="Calibri"/>
+                <w:rFonts w:ascii="Inter" w:cs="Inter" w:eastAsia="Inter" w:hAnsi="Inter"/>
                 <w:b/>
                 <w:bCs/>
                 <w:color w:val="0B1F3A"/>
@@ -2654,7 +2989,7 @@
             </w:pPr>
             <w:r>
               <w:rPr>
-                <w:rFonts w:ascii="Calibri" w:cs="Calibri" w:eastAsia="Calibri" w:hAnsi="Calibri"/>
+                <w:rFonts w:ascii="Inter" w:cs="Inter" w:eastAsia="Inter" w:hAnsi="Inter"/>
                 <w:b/>
                 <w:bCs/>
                 <w:color w:val="0B1F3A"/>
@@ -2688,7 +3023,7 @@
             </w:pPr>
             <w:r>
               <w:rPr>
-                <w:rFonts w:ascii="Calibri" w:cs="Calibri" w:eastAsia="Calibri" w:hAnsi="Calibri"/>
+                <w:rFonts w:ascii="Inter" w:cs="Inter" w:eastAsia="Inter" w:hAnsi="Inter"/>
                 <w:color w:val="333333"/>
                 <w:sz w:val="21"/>
                 <w:szCs w:val="21"/>
@@ -2723,7 +3058,7 @@
             </w:pPr>
             <w:r>
               <w:rPr>
-                <w:rFonts w:ascii="Calibri" w:cs="Calibri" w:eastAsia="Calibri" w:hAnsi="Calibri"/>
+                <w:rFonts w:ascii="Inter" w:cs="Inter" w:eastAsia="Inter" w:hAnsi="Inter"/>
                 <w:b/>
                 <w:bCs/>
                 <w:color w:val="0B1F3A"/>
@@ -2757,7 +3092,7 @@
             </w:pPr>
             <w:r>
               <w:rPr>
-                <w:rFonts w:ascii="Calibri" w:cs="Calibri" w:eastAsia="Calibri" w:hAnsi="Calibri"/>
+                <w:rFonts w:ascii="Inter" w:cs="Inter" w:eastAsia="Inter" w:hAnsi="Inter"/>
                 <w:b/>
                 <w:bCs/>
                 <w:color w:val="0B1F3A"/>
@@ -2791,7 +3126,7 @@
             </w:pPr>
             <w:r>
               <w:rPr>
-                <w:rFonts w:ascii="Calibri" w:cs="Calibri" w:eastAsia="Calibri" w:hAnsi="Calibri"/>
+                <w:rFonts w:ascii="Inter" w:cs="Inter" w:eastAsia="Inter" w:hAnsi="Inter"/>
                 <w:color w:val="333333"/>
                 <w:sz w:val="21"/>
                 <w:szCs w:val="21"/>
@@ -2809,7 +3144,7 @@
       </w:pPr>
       <w:r>
         <w:rPr>
-          <w:rFonts w:ascii="Calibri" w:cs="Calibri" w:eastAsia="Calibri" w:hAnsi="Calibri"/>
+          <w:rFonts w:ascii="Inter" w:cs="Inter" w:eastAsia="Inter" w:hAnsi="Inter"/>
           <w:color w:val="333333"/>
           <w:sz w:val="22"/>
           <w:szCs w:val="22"/>
@@ -2856,7 +3191,7 @@
             </w:pPr>
             <w:r>
               <w:rPr>
-                <w:rFonts w:ascii="Calibri" w:cs="Calibri" w:eastAsia="Calibri" w:hAnsi="Calibri"/>
+                <w:rFonts w:ascii="Inter" w:cs="Inter" w:eastAsia="Inter" w:hAnsi="Inter"/>
                 <w:b/>
                 <w:bCs/>
                 <w:color w:val="0B1F3A"/>
@@ -2869,7 +3204,7 @@
           <w:p>
             <w:r>
               <w:rPr>
-                <w:rFonts w:ascii="Calibri" w:cs="Calibri" w:eastAsia="Calibri" w:hAnsi="Calibri"/>
+                <w:rFonts w:ascii="Inter" w:cs="Inter" w:eastAsia="Inter" w:hAnsi="Inter"/>
                 <w:color w:val="333333"/>
                 <w:sz w:val="22"/>
                 <w:szCs w:val="22"/>
@@ -2887,7 +3222,7 @@
       </w:pPr>
       <w:r>
         <w:rPr>
-          <w:rFonts w:ascii="Calibri" w:cs="Calibri" w:eastAsia="Calibri" w:hAnsi="Calibri"/>
+          <w:rFonts w:ascii="Inter" w:cs="Inter" w:eastAsia="Inter" w:hAnsi="Inter"/>
           <w:b/>
           <w:bCs/>
           <w:color w:val="0B1F3A"/>
@@ -2906,7 +3241,7 @@
       </w:pPr>
       <w:r>
         <w:rPr>
-          <w:rFonts w:ascii="Calibri" w:cs="Calibri" w:eastAsia="Calibri" w:hAnsi="Calibri"/>
+          <w:rFonts w:ascii="Inter" w:cs="Inter" w:eastAsia="Inter" w:hAnsi="Inter"/>
           <w:color w:val="333333"/>
           <w:sz w:val="22"/>
           <w:szCs w:val="22"/>
@@ -2925,7 +3260,7 @@
       </w:pPr>
       <w:r>
         <w:rPr>
-          <w:rFonts w:ascii="Calibri" w:cs="Calibri" w:eastAsia="Calibri" w:hAnsi="Calibri"/>
+          <w:rFonts w:ascii="Inter" w:cs="Inter" w:eastAsia="Inter" w:hAnsi="Inter"/>
           <w:color w:val="333333"/>
           <w:sz w:val="22"/>
           <w:szCs w:val="22"/>
@@ -2944,7 +3279,7 @@
       </w:pPr>
       <w:r>
         <w:rPr>
-          <w:rFonts w:ascii="Calibri" w:cs="Calibri" w:eastAsia="Calibri" w:hAnsi="Calibri"/>
+          <w:rFonts w:ascii="Inter" w:cs="Inter" w:eastAsia="Inter" w:hAnsi="Inter"/>
           <w:color w:val="333333"/>
           <w:sz w:val="22"/>
           <w:szCs w:val="22"/>
@@ -2963,7 +3298,7 @@
       </w:pPr>
       <w:r>
         <w:rPr>
-          <w:rFonts w:ascii="Calibri" w:cs="Calibri" w:eastAsia="Calibri" w:hAnsi="Calibri"/>
+          <w:rFonts w:ascii="Inter" w:cs="Inter" w:eastAsia="Inter" w:hAnsi="Inter"/>
           <w:color w:val="333333"/>
           <w:sz w:val="22"/>
           <w:szCs w:val="22"/>
@@ -2978,7 +3313,7 @@
       </w:pPr>
       <w:r>
         <w:rPr>
-          <w:rFonts w:ascii="Calibri" w:cs="Calibri" w:eastAsia="Calibri" w:hAnsi="Calibri"/>
+          <w:rFonts w:ascii="Inter" w:cs="Inter" w:eastAsia="Inter" w:hAnsi="Inter"/>
           <w:b/>
           <w:bCs/>
           <w:color w:val="0B1F3A"/>
@@ -2993,7 +3328,7 @@
       </w:pPr>
       <w:r>
         <w:rPr>
-          <w:rFonts w:ascii="Calibri" w:cs="Calibri" w:eastAsia="Calibri" w:hAnsi="Calibri"/>
+          <w:rFonts w:ascii="Inter" w:cs="Inter" w:eastAsia="Inter" w:hAnsi="Inter"/>
           <w:color w:val="333333"/>
           <w:sz w:val="22"/>
           <w:szCs w:val="22"/>
@@ -3012,7 +3347,7 @@
       </w:pPr>
       <w:r>
         <w:rPr>
-          <w:rFonts w:ascii="Calibri" w:cs="Calibri" w:eastAsia="Calibri" w:hAnsi="Calibri"/>
+          <w:rFonts w:ascii="Inter" w:cs="Inter" w:eastAsia="Inter" w:hAnsi="Inter"/>
           <w:color w:val="333333"/>
           <w:sz w:val="22"/>
           <w:szCs w:val="22"/>
@@ -3031,7 +3366,7 @@
       </w:pPr>
       <w:r>
         <w:rPr>
-          <w:rFonts w:ascii="Calibri" w:cs="Calibri" w:eastAsia="Calibri" w:hAnsi="Calibri"/>
+          <w:rFonts w:ascii="Inter" w:cs="Inter" w:eastAsia="Inter" w:hAnsi="Inter"/>
           <w:color w:val="333333"/>
           <w:sz w:val="22"/>
           <w:szCs w:val="22"/>
@@ -3050,7 +3385,7 @@
       </w:pPr>
       <w:r>
         <w:rPr>
-          <w:rFonts w:ascii="Calibri" w:cs="Calibri" w:eastAsia="Calibri" w:hAnsi="Calibri"/>
+          <w:rFonts w:ascii="Inter" w:cs="Inter" w:eastAsia="Inter" w:hAnsi="Inter"/>
           <w:color w:val="333333"/>
           <w:sz w:val="22"/>
           <w:szCs w:val="22"/>
@@ -3069,7 +3404,7 @@
       </w:pPr>
       <w:r>
         <w:rPr>
-          <w:rFonts w:ascii="Calibri" w:cs="Calibri" w:eastAsia="Calibri" w:hAnsi="Calibri"/>
+          <w:rFonts w:ascii="Inter" w:cs="Inter" w:eastAsia="Inter" w:hAnsi="Inter"/>
           <w:color w:val="333333"/>
           <w:sz w:val="22"/>
           <w:szCs w:val="22"/>
@@ -3088,7 +3423,7 @@
       </w:pPr>
       <w:r>
         <w:rPr>
-          <w:rFonts w:ascii="Calibri" w:cs="Calibri" w:eastAsia="Calibri" w:hAnsi="Calibri"/>
+          <w:rFonts w:ascii="Inter" w:cs="Inter" w:eastAsia="Inter" w:hAnsi="Inter"/>
           <w:color w:val="333333"/>
           <w:sz w:val="22"/>
           <w:szCs w:val="22"/>
@@ -3107,7 +3442,7 @@
       </w:pPr>
       <w:r>
         <w:rPr>
-          <w:rFonts w:ascii="Calibri" w:cs="Calibri" w:eastAsia="Calibri" w:hAnsi="Calibri"/>
+          <w:rFonts w:ascii="Inter" w:cs="Inter" w:eastAsia="Inter" w:hAnsi="Inter"/>
           <w:color w:val="333333"/>
           <w:sz w:val="22"/>
           <w:szCs w:val="22"/>
@@ -3126,7 +3461,7 @@
       </w:pPr>
       <w:r>
         <w:rPr>
-          <w:rFonts w:ascii="Calibri" w:cs="Calibri" w:eastAsia="Calibri" w:hAnsi="Calibri"/>
+          <w:rFonts w:ascii="Inter" w:cs="Inter" w:eastAsia="Inter" w:hAnsi="Inter"/>
           <w:color w:val="333333"/>
           <w:sz w:val="22"/>
           <w:szCs w:val="22"/>
@@ -3141,7 +3476,7 @@
       </w:pPr>
       <w:r>
         <w:rPr>
-          <w:rFonts w:ascii="Calibri" w:cs="Calibri" w:eastAsia="Calibri" w:hAnsi="Calibri"/>
+          <w:rFonts w:ascii="Inter" w:cs="Inter" w:eastAsia="Inter" w:hAnsi="Inter"/>
           <w:b/>
           <w:bCs/>
           <w:color w:val="0B1F3A"/>
@@ -3151,12 +3486,109 @@
     </w:p>
     <w:p>
       <w:pPr>
+        <w:spacing w:after="200" w:before="100"/>
+        <w:jc w:val="center"/>
+      </w:pPr>
+      <w:r>
+        <w:drawing>
+          <wp:inline distT="0" distB="0" distL="0" distR="0">
+            <wp:extent cx="762000" cy="590550"/>
+            <wp:effectExtent t="0" r="0" b="0" l="0"/>
+            <wp:docPr id="1" name="risks-onac-duo-1" descr="RISKS INTERNATIONAL" title="RISKS"/>
+            <wp:cNvGraphicFramePr>
+              <a:graphicFrameLocks xmlns:a="http://schemas.openxmlformats.org/drawingml/2006/main" noChangeAspect="1"/>
+            </wp:cNvGraphicFramePr>
+            <a:graphic xmlns:a="http://schemas.openxmlformats.org/drawingml/2006/main">
+              <a:graphicData uri="http://schemas.openxmlformats.org/drawingml/2006/picture">
+                <pic:pic xmlns:pic="http://schemas.openxmlformats.org/drawingml/2006/picture">
+                  <pic:nvPicPr>
+                    <pic:cNvPr id="0" name="" descr=""/>
+                    <pic:cNvPicPr>
+                      <a:picLocks noChangeAspect="1" noChangeArrowheads="1"/>
+                    </pic:cNvPicPr>
+                  </pic:nvPicPr>
+                  <pic:blipFill>
+                    <a:blip r:embed="rId9" cstate="none"/>
+                    <a:srcRect/>
+                    <a:stretch>
+                      <a:fillRect/>
+                    </a:stretch>
+                  </pic:blipFill>
+                  <pic:spPr bwMode="auto">
+                    <a:xfrm>
+                      <a:off x="0" y="0"/>
+                      <a:ext cx="762000" cy="590550"/>
+                    </a:xfrm>
+                    <a:prstGeom prst="rect">
+                      <a:avLst/>
+                    </a:prstGeom>
+                  </pic:spPr>
+                </pic:pic>
+              </a:graphicData>
+            </a:graphic>
+          </wp:inline>
+        </w:drawing>
+      </w:r>
+      <w:r>
+        <w:rPr>
+          <w:rFonts w:ascii="Figtree" w:cs="Figtree" w:eastAsia="Figtree" w:hAnsi="Figtree"/>
+          <w:b/>
+          <w:bCs/>
+          <w:color w:val="64748B"/>
+          <w:sz w:val="28"/>
+          <w:szCs w:val="28"/>
+        </w:rPr>
+        <w:t xml:space="preserve">     ×     </w:t>
+      </w:r>
+      <w:r>
+        <w:drawing>
+          <wp:inline distT="0" distB="0" distL="0" distR="0">
+            <wp:extent cx="533400" cy="533400"/>
+            <wp:effectExtent t="0" r="0" b="0" l="0"/>
+            <wp:docPr id="1" name="risks-onac-duo-2" descr="ONAC" title="ONAC"/>
+            <wp:cNvGraphicFramePr>
+              <a:graphicFrameLocks xmlns:a="http://schemas.openxmlformats.org/drawingml/2006/main" noChangeAspect="1"/>
+            </wp:cNvGraphicFramePr>
+            <a:graphic xmlns:a="http://schemas.openxmlformats.org/drawingml/2006/main">
+              <a:graphicData uri="http://schemas.openxmlformats.org/drawingml/2006/picture">
+                <pic:pic xmlns:pic="http://schemas.openxmlformats.org/drawingml/2006/picture">
+                  <pic:nvPicPr>
+                    <pic:cNvPr id="0" name="" descr=""/>
+                    <pic:cNvPicPr>
+                      <a:picLocks noChangeAspect="1" noChangeArrowheads="1"/>
+                    </pic:cNvPicPr>
+                  </pic:nvPicPr>
+                  <pic:blipFill>
+                    <a:blip r:embed="rId10" cstate="none"/>
+                    <a:srcRect/>
+                    <a:stretch>
+                      <a:fillRect/>
+                    </a:stretch>
+                  </pic:blipFill>
+                  <pic:spPr bwMode="auto">
+                    <a:xfrm>
+                      <a:off x="0" y="0"/>
+                      <a:ext cx="533400" cy="533400"/>
+                    </a:xfrm>
+                    <a:prstGeom prst="rect">
+                      <a:avLst/>
+                    </a:prstGeom>
+                  </pic:spPr>
+                </pic:pic>
+              </a:graphicData>
+            </a:graphic>
+          </wp:inline>
+        </w:drawing>
+      </w:r>
+    </w:p>
+    <w:p>
+      <w:pPr>
         <w:spacing w:after="60" w:before="60" w:line="320"/>
         <w:jc w:val="both"/>
       </w:pPr>
       <w:r>
         <w:rPr>
-          <w:rFonts w:ascii="Calibri" w:cs="Calibri" w:eastAsia="Calibri" w:hAnsi="Calibri"/>
+          <w:rFonts w:ascii="Inter" w:cs="Inter" w:eastAsia="Inter" w:hAnsi="Inter"/>
           <w:color w:val="333333"/>
           <w:sz w:val="22"/>
           <w:szCs w:val="22"/>
@@ -3175,7 +3607,7 @@
       </w:pPr>
       <w:r>
         <w:rPr>
-          <w:rFonts w:ascii="Calibri" w:cs="Calibri" w:eastAsia="Calibri" w:hAnsi="Calibri"/>
+          <w:rFonts w:ascii="Inter" w:cs="Inter" w:eastAsia="Inter" w:hAnsi="Inter"/>
           <w:color w:val="333333"/>
           <w:sz w:val="22"/>
           <w:szCs w:val="22"/>
@@ -3194,7 +3626,7 @@
       </w:pPr>
       <w:r>
         <w:rPr>
-          <w:rFonts w:ascii="Calibri" w:cs="Calibri" w:eastAsia="Calibri" w:hAnsi="Calibri"/>
+          <w:rFonts w:ascii="Inter" w:cs="Inter" w:eastAsia="Inter" w:hAnsi="Inter"/>
           <w:color w:val="333333"/>
           <w:sz w:val="22"/>
           <w:szCs w:val="22"/>
@@ -3213,7 +3645,7 @@
       </w:pPr>
       <w:r>
         <w:rPr>
-          <w:rFonts w:ascii="Calibri" w:cs="Calibri" w:eastAsia="Calibri" w:hAnsi="Calibri"/>
+          <w:rFonts w:ascii="Inter" w:cs="Inter" w:eastAsia="Inter" w:hAnsi="Inter"/>
           <w:color w:val="333333"/>
           <w:sz w:val="22"/>
           <w:szCs w:val="22"/>
@@ -3232,7 +3664,7 @@
       </w:pPr>
       <w:r>
         <w:rPr>
-          <w:rFonts w:ascii="Calibri" w:cs="Calibri" w:eastAsia="Calibri" w:hAnsi="Calibri"/>
+          <w:rFonts w:ascii="Inter" w:cs="Inter" w:eastAsia="Inter" w:hAnsi="Inter"/>
           <w:color w:val="333333"/>
           <w:sz w:val="22"/>
           <w:szCs w:val="22"/>
@@ -3251,7 +3683,7 @@
       </w:pPr>
       <w:r>
         <w:rPr>
-          <w:rFonts w:ascii="Calibri" w:cs="Calibri" w:eastAsia="Calibri" w:hAnsi="Calibri"/>
+          <w:rFonts w:ascii="Inter" w:cs="Inter" w:eastAsia="Inter" w:hAnsi="Inter"/>
           <w:color w:val="333333"/>
           <w:sz w:val="22"/>
           <w:szCs w:val="22"/>
@@ -3266,7 +3698,7 @@
       </w:pPr>
       <w:r>
         <w:rPr>
-          <w:rFonts w:ascii="Calibri" w:cs="Calibri" w:eastAsia="Calibri" w:hAnsi="Calibri"/>
+          <w:rFonts w:ascii="Inter" w:cs="Inter" w:eastAsia="Inter" w:hAnsi="Inter"/>
           <w:b/>
           <w:bCs/>
           <w:color w:val="0B1F3A"/>
@@ -3281,7 +3713,7 @@
       </w:pPr>
       <w:r>
         <w:rPr>
-          <w:rFonts w:ascii="Calibri" w:cs="Calibri" w:eastAsia="Calibri" w:hAnsi="Calibri"/>
+          <w:rFonts w:ascii="Inter" w:cs="Inter" w:eastAsia="Inter" w:hAnsi="Inter"/>
           <w:color w:val="333333"/>
           <w:sz w:val="22"/>
           <w:szCs w:val="22"/>
@@ -3300,7 +3732,7 @@
       </w:pPr>
       <w:r>
         <w:rPr>
-          <w:rFonts w:ascii="Calibri" w:cs="Calibri" w:eastAsia="Calibri" w:hAnsi="Calibri"/>
+          <w:rFonts w:ascii="Inter" w:cs="Inter" w:eastAsia="Inter" w:hAnsi="Inter"/>
           <w:color w:val="333333"/>
           <w:sz w:val="22"/>
           <w:szCs w:val="22"/>
@@ -3319,7 +3751,7 @@
       </w:pPr>
       <w:r>
         <w:rPr>
-          <w:rFonts w:ascii="Calibri" w:cs="Calibri" w:eastAsia="Calibri" w:hAnsi="Calibri"/>
+          <w:rFonts w:ascii="Inter" w:cs="Inter" w:eastAsia="Inter" w:hAnsi="Inter"/>
           <w:color w:val="333333"/>
           <w:sz w:val="22"/>
           <w:szCs w:val="22"/>
@@ -3338,7 +3770,7 @@
       </w:pPr>
       <w:r>
         <w:rPr>
-          <w:rFonts w:ascii="Calibri" w:cs="Calibri" w:eastAsia="Calibri" w:hAnsi="Calibri"/>
+          <w:rFonts w:ascii="Inter" w:cs="Inter" w:eastAsia="Inter" w:hAnsi="Inter"/>
           <w:color w:val="333333"/>
           <w:sz w:val="22"/>
           <w:szCs w:val="22"/>
@@ -3357,7 +3789,7 @@
       </w:pPr>
       <w:r>
         <w:rPr>
-          <w:rFonts w:ascii="Calibri" w:cs="Calibri" w:eastAsia="Calibri" w:hAnsi="Calibri"/>
+          <w:rFonts w:ascii="Inter" w:cs="Inter" w:eastAsia="Inter" w:hAnsi="Inter"/>
           <w:color w:val="333333"/>
           <w:sz w:val="22"/>
           <w:szCs w:val="22"/>
@@ -3376,7 +3808,7 @@
       </w:pPr>
       <w:r>
         <w:rPr>
-          <w:rFonts w:ascii="Calibri" w:cs="Calibri" w:eastAsia="Calibri" w:hAnsi="Calibri"/>
+          <w:rFonts w:ascii="Inter" w:cs="Inter" w:eastAsia="Inter" w:hAnsi="Inter"/>
           <w:color w:val="333333"/>
           <w:sz w:val="22"/>
           <w:szCs w:val="22"/>
@@ -3391,7 +3823,7 @@
       </w:pPr>
       <w:r>
         <w:rPr>
-          <w:rFonts w:ascii="Calibri" w:cs="Calibri" w:eastAsia="Calibri" w:hAnsi="Calibri"/>
+          <w:rFonts w:ascii="Inter" w:cs="Inter" w:eastAsia="Inter" w:hAnsi="Inter"/>
           <w:b/>
           <w:bCs/>
           <w:color w:val="0B1F3A"/>
@@ -3406,7 +3838,7 @@
       </w:pPr>
       <w:r>
         <w:rPr>
-          <w:rFonts w:ascii="Calibri" w:cs="Calibri" w:eastAsia="Calibri" w:hAnsi="Calibri"/>
+          <w:rFonts w:ascii="Inter" w:cs="Inter" w:eastAsia="Inter" w:hAnsi="Inter"/>
           <w:color w:val="333333"/>
           <w:sz w:val="22"/>
           <w:szCs w:val="22"/>
@@ -3458,7 +3890,7 @@
             </w:pPr>
             <w:r>
               <w:rPr>
-                <w:rFonts w:ascii="Calibri" w:cs="Calibri" w:eastAsia="Calibri" w:hAnsi="Calibri"/>
+                <w:rFonts w:ascii="Inter" w:cs="Inter" w:eastAsia="Inter" w:hAnsi="Inter"/>
                 <w:b/>
                 <w:bCs/>
                 <w:color w:val="FFFFFF"/>
@@ -3493,7 +3925,7 @@
             </w:pPr>
             <w:r>
               <w:rPr>
-                <w:rFonts w:ascii="Calibri" w:cs="Calibri" w:eastAsia="Calibri" w:hAnsi="Calibri"/>
+                <w:rFonts w:ascii="Inter" w:cs="Inter" w:eastAsia="Inter" w:hAnsi="Inter"/>
                 <w:b/>
                 <w:bCs/>
                 <w:color w:val="FFFFFF"/>
@@ -3530,7 +3962,7 @@
             </w:pPr>
             <w:r>
               <w:rPr>
-                <w:rFonts w:ascii="Calibri" w:cs="Calibri" w:eastAsia="Calibri" w:hAnsi="Calibri"/>
+                <w:rFonts w:ascii="Inter" w:cs="Inter" w:eastAsia="Inter" w:hAnsi="Inter"/>
                 <w:b/>
                 <w:bCs/>
                 <w:color w:val="0B1F3A"/>
@@ -3564,7 +3996,7 @@
             </w:pPr>
             <w:r>
               <w:rPr>
-                <w:rFonts w:ascii="Calibri" w:cs="Calibri" w:eastAsia="Calibri" w:hAnsi="Calibri"/>
+                <w:rFonts w:ascii="Inter" w:cs="Inter" w:eastAsia="Inter" w:hAnsi="Inter"/>
                 <w:color w:val="333333"/>
                 <w:sz w:val="21"/>
                 <w:szCs w:val="21"/>
@@ -3599,7 +4031,7 @@
             </w:pPr>
             <w:r>
               <w:rPr>
-                <w:rFonts w:ascii="Calibri" w:cs="Calibri" w:eastAsia="Calibri" w:hAnsi="Calibri"/>
+                <w:rFonts w:ascii="Inter" w:cs="Inter" w:eastAsia="Inter" w:hAnsi="Inter"/>
                 <w:b/>
                 <w:bCs/>
                 <w:color w:val="0B1F3A"/>
@@ -3633,7 +4065,7 @@
             </w:pPr>
             <w:r>
               <w:rPr>
-                <w:rFonts w:ascii="Calibri" w:cs="Calibri" w:eastAsia="Calibri" w:hAnsi="Calibri"/>
+                <w:rFonts w:ascii="Inter" w:cs="Inter" w:eastAsia="Inter" w:hAnsi="Inter"/>
                 <w:color w:val="333333"/>
                 <w:sz w:val="21"/>
                 <w:szCs w:val="21"/>
@@ -3668,7 +4100,7 @@
             </w:pPr>
             <w:r>
               <w:rPr>
-                <w:rFonts w:ascii="Calibri" w:cs="Calibri" w:eastAsia="Calibri" w:hAnsi="Calibri"/>
+                <w:rFonts w:ascii="Inter" w:cs="Inter" w:eastAsia="Inter" w:hAnsi="Inter"/>
                 <w:b/>
                 <w:bCs/>
                 <w:color w:val="0B1F3A"/>
@@ -3702,7 +4134,7 @@
             </w:pPr>
             <w:r>
               <w:rPr>
-                <w:rFonts w:ascii="Calibri" w:cs="Calibri" w:eastAsia="Calibri" w:hAnsi="Calibri"/>
+                <w:rFonts w:ascii="Inter" w:cs="Inter" w:eastAsia="Inter" w:hAnsi="Inter"/>
                 <w:color w:val="333333"/>
                 <w:sz w:val="21"/>
                 <w:szCs w:val="21"/>
@@ -3737,7 +4169,7 @@
             </w:pPr>
             <w:r>
               <w:rPr>
-                <w:rFonts w:ascii="Calibri" w:cs="Calibri" w:eastAsia="Calibri" w:hAnsi="Calibri"/>
+                <w:rFonts w:ascii="Inter" w:cs="Inter" w:eastAsia="Inter" w:hAnsi="Inter"/>
                 <w:b/>
                 <w:bCs/>
                 <w:color w:val="0B1F3A"/>
@@ -3771,7 +4203,7 @@
             </w:pPr>
             <w:r>
               <w:rPr>
-                <w:rFonts w:ascii="Calibri" w:cs="Calibri" w:eastAsia="Calibri" w:hAnsi="Calibri"/>
+                <w:rFonts w:ascii="Inter" w:cs="Inter" w:eastAsia="Inter" w:hAnsi="Inter"/>
                 <w:color w:val="333333"/>
                 <w:sz w:val="21"/>
                 <w:szCs w:val="21"/>
@@ -3806,7 +4238,7 @@
             </w:pPr>
             <w:r>
               <w:rPr>
-                <w:rFonts w:ascii="Calibri" w:cs="Calibri" w:eastAsia="Calibri" w:hAnsi="Calibri"/>
+                <w:rFonts w:ascii="Inter" w:cs="Inter" w:eastAsia="Inter" w:hAnsi="Inter"/>
                 <w:b/>
                 <w:bCs/>
                 <w:color w:val="0B1F3A"/>
@@ -3840,7 +4272,7 @@
             </w:pPr>
             <w:r>
               <w:rPr>
-                <w:rFonts w:ascii="Calibri" w:cs="Calibri" w:eastAsia="Calibri" w:hAnsi="Calibri"/>
+                <w:rFonts w:ascii="Inter" w:cs="Inter" w:eastAsia="Inter" w:hAnsi="Inter"/>
                 <w:color w:val="333333"/>
                 <w:sz w:val="21"/>
                 <w:szCs w:val="21"/>
@@ -3875,7 +4307,7 @@
             </w:pPr>
             <w:r>
               <w:rPr>
-                <w:rFonts w:ascii="Calibri" w:cs="Calibri" w:eastAsia="Calibri" w:hAnsi="Calibri"/>
+                <w:rFonts w:ascii="Inter" w:cs="Inter" w:eastAsia="Inter" w:hAnsi="Inter"/>
                 <w:b/>
                 <w:bCs/>
                 <w:color w:val="0B1F3A"/>
@@ -3909,7 +4341,7 @@
             </w:pPr>
             <w:r>
               <w:rPr>
-                <w:rFonts w:ascii="Calibri" w:cs="Calibri" w:eastAsia="Calibri" w:hAnsi="Calibri"/>
+                <w:rFonts w:ascii="Inter" w:cs="Inter" w:eastAsia="Inter" w:hAnsi="Inter"/>
                 <w:color w:val="333333"/>
                 <w:sz w:val="21"/>
                 <w:szCs w:val="21"/>
@@ -3944,7 +4376,7 @@
             </w:pPr>
             <w:r>
               <w:rPr>
-                <w:rFonts w:ascii="Calibri" w:cs="Calibri" w:eastAsia="Calibri" w:hAnsi="Calibri"/>
+                <w:rFonts w:ascii="Inter" w:cs="Inter" w:eastAsia="Inter" w:hAnsi="Inter"/>
                 <w:b/>
                 <w:bCs/>
                 <w:color w:val="0B1F3A"/>
@@ -3978,7 +4410,7 @@
             </w:pPr>
             <w:r>
               <w:rPr>
-                <w:rFonts w:ascii="Calibri" w:cs="Calibri" w:eastAsia="Calibri" w:hAnsi="Calibri"/>
+                <w:rFonts w:ascii="Inter" w:cs="Inter" w:eastAsia="Inter" w:hAnsi="Inter"/>
                 <w:color w:val="333333"/>
                 <w:sz w:val="21"/>
                 <w:szCs w:val="21"/>
@@ -4013,7 +4445,7 @@
             </w:pPr>
             <w:r>
               <w:rPr>
-                <w:rFonts w:ascii="Calibri" w:cs="Calibri" w:eastAsia="Calibri" w:hAnsi="Calibri"/>
+                <w:rFonts w:ascii="Inter" w:cs="Inter" w:eastAsia="Inter" w:hAnsi="Inter"/>
                 <w:b/>
                 <w:bCs/>
                 <w:color w:val="0B1F3A"/>
@@ -4047,7 +4479,7 @@
             </w:pPr>
             <w:r>
               <w:rPr>
-                <w:rFonts w:ascii="Calibri" w:cs="Calibri" w:eastAsia="Calibri" w:hAnsi="Calibri"/>
+                <w:rFonts w:ascii="Inter" w:cs="Inter" w:eastAsia="Inter" w:hAnsi="Inter"/>
                 <w:color w:val="333333"/>
                 <w:sz w:val="21"/>
                 <w:szCs w:val="21"/>
@@ -4082,7 +4514,7 @@
             </w:pPr>
             <w:r>
               <w:rPr>
-                <w:rFonts w:ascii="Calibri" w:cs="Calibri" w:eastAsia="Calibri" w:hAnsi="Calibri"/>
+                <w:rFonts w:ascii="Inter" w:cs="Inter" w:eastAsia="Inter" w:hAnsi="Inter"/>
                 <w:b/>
                 <w:bCs/>
                 <w:color w:val="0B1F3A"/>
@@ -4116,7 +4548,7 @@
             </w:pPr>
             <w:r>
               <w:rPr>
-                <w:rFonts w:ascii="Calibri" w:cs="Calibri" w:eastAsia="Calibri" w:hAnsi="Calibri"/>
+                <w:rFonts w:ascii="Inter" w:cs="Inter" w:eastAsia="Inter" w:hAnsi="Inter"/>
                 <w:color w:val="333333"/>
                 <w:sz w:val="21"/>
                 <w:szCs w:val="21"/>
@@ -4151,7 +4583,7 @@
             </w:pPr>
             <w:r>
               <w:rPr>
-                <w:rFonts w:ascii="Calibri" w:cs="Calibri" w:eastAsia="Calibri" w:hAnsi="Calibri"/>
+                <w:rFonts w:ascii="Inter" w:cs="Inter" w:eastAsia="Inter" w:hAnsi="Inter"/>
                 <w:b/>
                 <w:bCs/>
                 <w:color w:val="0B1F3A"/>
@@ -4185,7 +4617,7 @@
             </w:pPr>
             <w:r>
               <w:rPr>
-                <w:rFonts w:ascii="Calibri" w:cs="Calibri" w:eastAsia="Calibri" w:hAnsi="Calibri"/>
+                <w:rFonts w:ascii="Inter" w:cs="Inter" w:eastAsia="Inter" w:hAnsi="Inter"/>
                 <w:color w:val="333333"/>
                 <w:sz w:val="21"/>
                 <w:szCs w:val="21"/>
@@ -4203,7 +4635,7 @@
       </w:pPr>
       <w:r>
         <w:rPr>
-          <w:rFonts w:ascii="Calibri" w:cs="Calibri" w:eastAsia="Calibri" w:hAnsi="Calibri"/>
+          <w:rFonts w:ascii="Inter" w:cs="Inter" w:eastAsia="Inter" w:hAnsi="Inter"/>
           <w:b/>
           <w:bCs/>
           <w:color w:val="0B1F3A"/>
@@ -4218,7 +4650,7 @@
       </w:pPr>
       <w:r>
         <w:rPr>
-          <w:rFonts w:ascii="Calibri" w:cs="Calibri" w:eastAsia="Calibri" w:hAnsi="Calibri"/>
+          <w:rFonts w:ascii="Inter" w:cs="Inter" w:eastAsia="Inter" w:hAnsi="Inter"/>
           <w:color w:val="333333"/>
           <w:sz w:val="22"/>
           <w:szCs w:val="22"/>
@@ -4233,7 +4665,7 @@
       </w:pPr>
       <w:r>
         <w:rPr>
-          <w:rFonts w:ascii="Calibri" w:cs="Calibri" w:eastAsia="Calibri" w:hAnsi="Calibri"/>
+          <w:rFonts w:ascii="Inter" w:cs="Inter" w:eastAsia="Inter" w:hAnsi="Inter"/>
           <w:color w:val="333333"/>
           <w:sz w:val="22"/>
           <w:szCs w:val="22"/>
@@ -4280,7 +4712,7 @@
             </w:pPr>
             <w:r>
               <w:rPr>
-                <w:rFonts w:ascii="Calibri" w:cs="Calibri" w:eastAsia="Calibri" w:hAnsi="Calibri"/>
+                <w:rFonts w:ascii="Inter" w:cs="Inter" w:eastAsia="Inter" w:hAnsi="Inter"/>
                 <w:b/>
                 <w:bCs/>
                 <w:color w:val="0B1F3A"/>
@@ -4293,7 +4725,7 @@
           <w:p>
             <w:r>
               <w:rPr>
-                <w:rFonts w:ascii="Calibri" w:cs="Calibri" w:eastAsia="Calibri" w:hAnsi="Calibri"/>
+                <w:rFonts w:ascii="Inter" w:cs="Inter" w:eastAsia="Inter" w:hAnsi="Inter"/>
                 <w:color w:val="333333"/>
                 <w:sz w:val="22"/>
                 <w:szCs w:val="22"/>
@@ -4368,7 +4800,7 @@
     </w:pPr>
     <w:r>
       <w:rPr>
-        <w:rFonts w:ascii="Calibri" w:cs="Calibri" w:eastAsia="Calibri" w:hAnsi="Calibri"/>
+        <w:rFonts w:ascii="Inter" w:cs="Inter" w:eastAsia="Inter" w:hAnsi="Inter"/>
         <w:color w:val="64748B"/>
         <w:sz w:val="18"/>
         <w:szCs w:val="18"/>
@@ -4377,7 +4809,7 @@
     </w:r>
     <w:r>
       <w:rPr>
-        <w:rFonts w:ascii="Calibri" w:cs="Calibri" w:eastAsia="Calibri" w:hAnsi="Calibri"/>
+        <w:rFonts w:ascii="Inter" w:cs="Inter" w:eastAsia="Inter" w:hAnsi="Inter"/>
         <w:b/>
         <w:bCs/>
         <w:color w:val="0B1F3A"/>
@@ -4391,7 +4823,7 @@
     </w:r>
     <w:r>
       <w:rPr>
-        <w:rFonts w:ascii="Calibri" w:cs="Calibri" w:eastAsia="Calibri" w:hAnsi="Calibri"/>
+        <w:rFonts w:ascii="Inter" w:cs="Inter" w:eastAsia="Inter" w:hAnsi="Inter"/>
         <w:color w:val="64748B"/>
         <w:sz w:val="18"/>
         <w:szCs w:val="18"/>
@@ -4400,7 +4832,7 @@
     </w:r>
     <w:r>
       <w:rPr>
-        <w:rFonts w:ascii="Calibri" w:cs="Calibri" w:eastAsia="Calibri" w:hAnsi="Calibri"/>
+        <w:rFonts w:ascii="Inter" w:cs="Inter" w:eastAsia="Inter" w:hAnsi="Inter"/>
         <w:b/>
         <w:bCs/>
         <w:color w:val="0B1F3A"/>
@@ -4414,7 +4846,7 @@
     </w:r>
     <w:r>
       <w:rPr>
-        <w:rFonts w:ascii="Calibri" w:cs="Calibri" w:eastAsia="Calibri" w:hAnsi="Calibri"/>
+        <w:rFonts w:ascii="Inter" w:cs="Inter" w:eastAsia="Inter" w:hAnsi="Inter"/>
         <w:color w:val="64748B"/>
         <w:sz w:val="18"/>
         <w:szCs w:val="18"/>
@@ -4467,7 +4899,7 @@
   <w:p>
     <w:pPr>
       <w:pBdr>
-        <w:bottom w:val="single" w:color="B58B2A" w:sz="6" w:space="4"/>
+        <w:bottom w:val="single" w:color="B58B2A" w:sz="6" w:space="6"/>
       </w:pBdr>
       <w:tabs>
         <w:tab w:val="right" w:pos="9026"/>
@@ -4475,19 +4907,59 @@
       <w:jc w:val="left"/>
     </w:pPr>
     <w:r>
+      <w:drawing>
+        <wp:inline distT="0" distB="0" distL="0" distR="0">
+          <wp:extent cx="304800" cy="238125"/>
+          <wp:effectExtent t="0" r="0" b="0" l="0"/>
+          <wp:docPr id="1" name="risks-mini" descr="RISKS INTERNATIONAL" title="RISKS"/>
+          <wp:cNvGraphicFramePr>
+            <a:graphicFrameLocks xmlns:a="http://schemas.openxmlformats.org/drawingml/2006/main" noChangeAspect="1"/>
+          </wp:cNvGraphicFramePr>
+          <a:graphic xmlns:a="http://schemas.openxmlformats.org/drawingml/2006/main">
+            <a:graphicData uri="http://schemas.openxmlformats.org/drawingml/2006/picture">
+              <pic:pic xmlns:pic="http://schemas.openxmlformats.org/drawingml/2006/picture">
+                <pic:nvPicPr>
+                  <pic:cNvPr id="0" name="" descr=""/>
+                  <pic:cNvPicPr>
+                    <a:picLocks noChangeAspect="1" noChangeArrowheads="1"/>
+                  </pic:cNvPicPr>
+                </pic:nvPicPr>
+                <pic:blipFill>
+                  <a:blip r:embed="rId0" cstate="none"/>
+                  <a:srcRect/>
+                  <a:stretch>
+                    <a:fillRect/>
+                  </a:stretch>
+                </pic:blipFill>
+                <pic:spPr bwMode="auto">
+                  <a:xfrm>
+                    <a:off x="0" y="0"/>
+                    <a:ext cx="304800" cy="238125"/>
+                  </a:xfrm>
+                  <a:prstGeom prst="rect">
+                    <a:avLst/>
+                  </a:prstGeom>
+                </pic:spPr>
+              </pic:pic>
+            </a:graphicData>
+          </a:graphic>
+        </wp:inline>
+      </w:drawing>
+    </w:r>
+    <w:r>
       <w:rPr>
-        <w:rFonts w:ascii="Calibri" w:cs="Calibri" w:eastAsia="Calibri" w:hAnsi="Calibri"/>
+        <w:rFonts w:ascii="Figtree" w:cs="Figtree" w:eastAsia="Figtree" w:hAnsi="Figtree"/>
         <w:b/>
         <w:bCs/>
         <w:color w:val="0B1F3A"/>
         <w:sz w:val="18"/>
         <w:szCs w:val="18"/>
       </w:rPr>
-      <w:t xml:space="preserve">RISKS INTERNATIONAL · Proceso de Certificación CIOC</w:t>
+      <w:t xml:space="preserve">  RISKS INTERNATIONAL · Proceso de Certificación CIOC</w:t>
     </w:r>
     <w:r>
       <w:rPr>
-        <w:rFonts w:ascii="Calibri" w:cs="Calibri" w:eastAsia="Calibri" w:hAnsi="Calibri"/>
+        <w:rFonts w:ascii="Inter" w:cs="Inter" w:eastAsia="Inter" w:hAnsi="Inter"/>
         <w:color w:val="64748B"/>
         <w:sz w:val="18"/>
         <w:szCs w:val="18"/>
@@ -4628,7 +5100,7 @@
   <w:docDefaults>
     <w:rPrDefault>
       <w:rPr>
-        <w:rFonts w:ascii="Calibri" w:cs="Calibri" w:eastAsia="Calibri" w:hAnsi="Calibri"/>
+        <w:rFonts w:ascii="Inter" w:cs="Inter" w:eastAsia="Inter" w:hAnsi="Inter"/>
         <w:sz w:val="22"/>
         <w:szCs w:val="22"/>
       </w:rPr>
@@ -4816,7 +5288,7 @@
       <w:outlineLvl w:val="0"/>
     </w:pPr>
     <w:rPr>
-      <w:rFonts w:ascii="Calibri" w:cs="Calibri" w:eastAsia="Calibri" w:hAnsi="Calibri"/>
+      <w:rFonts w:ascii="Figtree" w:cs="Figtree" w:eastAsia="Figtree" w:hAnsi="Figtree"/>
       <w:b/>
       <w:bCs/>
       <w:color w:val="0B1F3A"/>
@@ -4834,7 +5306,7 @@
       <w:outlineLvl w:val="1"/>
     </w:pPr>
     <w:rPr>
-      <w:rFonts w:ascii="Calibri" w:cs="Calibri" w:eastAsia="Calibri" w:hAnsi="Calibri"/>
+      <w:rFonts w:ascii="Figtree" w:cs="Figtree" w:eastAsia="Figtree" w:hAnsi="Figtree"/>
       <w:b/>
       <w:bCs/>
       <w:color w:val="1E3A5F"/>
@@ -4852,7 +5324,7 @@
       <w:outlineLvl w:val="2"/>
     </w:pPr>
     <w:rPr>
-      <w:rFonts w:ascii="Calibri" w:cs="Calibri" w:eastAsia="Calibri" w:hAnsi="Calibri"/>
+      <w:rFonts w:ascii="Figtree" w:cs="Figtree" w:eastAsia="Figtree" w:hAnsi="Figtree"/>
       <w:b/>
       <w:bCs/>
       <w:color w:val="B58B2A"/>

--- a/docs/Proceso-Certificacion-okacreditado.docx
+++ b/docs/Proceso-Certificacion-okacreditado.docx
@@ -75,7 +75,7 @@
           <w:rFonts w:ascii="Figtree" w:cs="Figtree" w:eastAsia="Figtree" w:hAnsi="Figtree"/>
           <w:b/>
           <w:bCs/>
-          <w:color w:val="B58B2A"/>
+          <w:color w:val="0B1F3A"/>
           <w:sz w:val="22"/>
           <w:szCs w:val="22"/>
         </w:rPr>
@@ -206,7 +206,7 @@
           <w:rFonts w:ascii="Inter" w:cs="Inter" w:eastAsia="Inter" w:hAnsi="Inter"/>
           <w:b/>
           <w:bCs/>
-          <w:color w:val="B58B2A"/>
+          <w:color w:val="0B1F3A"/>
           <w:sz w:val="16"/>
           <w:szCs w:val="16"/>
         </w:rPr>
@@ -323,7 +323,7 @@
             <w:tcW w:type="dxa" w:w="5616"/>
             <w:tcBorders>
               <w:top w:val="none" w:color="FFFFFF" w:sz="0"/>
-              <w:left w:val="single" w:color="B58B2A" w:sz="32"/>
+              <w:left w:val="single" w:color="0B1F3A" w:sz="32"/>
               <w:bottom w:val="none" w:color="FFFFFF" w:sz="0"/>
               <w:right w:val="none" w:color="FFFFFF" w:sz="0"/>
             </w:tcBorders>
@@ -585,12 +585,12 @@
           <w:tcPr>
             <w:tcW w:type="dxa" w:w="9360"/>
             <w:tcBorders>
-              <w:top w:val="single" w:color="B58B2A" w:sz="24"/>
-              <w:left w:val="single" w:color="B58B2A" w:sz="24"/>
-              <w:bottom w:val="single" w:color="B58B2A" w:sz="6"/>
-              <w:right w:val="single" w:color="B58B2A" w:sz="6"/>
-            </w:tcBorders>
-            <w:shd w:fill="FFF8E6" w:color="auto" w:val="clear"/>
+              <w:top w:val="single" w:color="0B1F3A" w:sz="24"/>
+              <w:left w:val="single" w:color="0B1F3A" w:sz="24"/>
+              <w:bottom w:val="single" w:color="0B1F3A" w:sz="6"/>
+              <w:right w:val="single" w:color="0B1F3A" w:sz="6"/>
+            </w:tcBorders>
+            <w:shd w:fill="F1F5F9" w:color="auto" w:val="clear"/>
             <w:tcMar>
               <w:top w:type="dxa" w:w="200"/>
               <w:left w:type="dxa" w:w="240"/>
@@ -1402,7 +1402,7 @@
               <w:bottom w:val="single" w:color="059669" w:sz="6"/>
               <w:right w:val="single" w:color="059669" w:sz="6"/>
             </w:tcBorders>
-            <w:shd w:fill="FFF8E6" w:color="auto" w:val="clear"/>
+            <w:shd w:fill="F1F5F9" w:color="auto" w:val="clear"/>
             <w:tcMar>
               <w:top w:type="dxa" w:w="200"/>
               <w:left w:type="dxa" w:w="240"/>
@@ -3172,12 +3172,12 @@
           <w:tcPr>
             <w:tcW w:type="dxa" w:w="9360"/>
             <w:tcBorders>
-              <w:top w:val="single" w:color="B58B2A" w:sz="24"/>
-              <w:left w:val="single" w:color="B58B2A" w:sz="24"/>
-              <w:bottom w:val="single" w:color="B58B2A" w:sz="6"/>
-              <w:right w:val="single" w:color="B58B2A" w:sz="6"/>
-            </w:tcBorders>
-            <w:shd w:fill="FFF8E6" w:color="auto" w:val="clear"/>
+              <w:top w:val="single" w:color="0B1F3A" w:sz="24"/>
+              <w:left w:val="single" w:color="0B1F3A" w:sz="24"/>
+              <w:bottom w:val="single" w:color="0B1F3A" w:sz="6"/>
+              <w:right w:val="single" w:color="0B1F3A" w:sz="6"/>
+            </w:tcBorders>
+            <w:shd w:fill="F1F5F9" w:color="auto" w:val="clear"/>
             <w:tcMar>
               <w:top w:type="dxa" w:w="200"/>
               <w:left w:type="dxa" w:w="240"/>
@@ -4693,12 +4693,12 @@
           <w:tcPr>
             <w:tcW w:type="dxa" w:w="9360"/>
             <w:tcBorders>
-              <w:top w:val="single" w:color="B58B2A" w:sz="24"/>
-              <w:left w:val="single" w:color="B58B2A" w:sz="24"/>
-              <w:bottom w:val="single" w:color="B58B2A" w:sz="6"/>
-              <w:right w:val="single" w:color="B58B2A" w:sz="6"/>
-            </w:tcBorders>
-            <w:shd w:fill="FFF8E6" w:color="auto" w:val="clear"/>
+              <w:top w:val="single" w:color="0B1F3A" w:sz="24"/>
+              <w:left w:val="single" w:color="0B1F3A" w:sz="24"/>
+              <w:bottom w:val="single" w:color="0B1F3A" w:sz="6"/>
+              <w:right w:val="single" w:color="0B1F3A" w:sz="6"/>
+            </w:tcBorders>
+            <w:shd w:fill="F1F5F9" w:color="auto" w:val="clear"/>
             <w:tcMar>
               <w:top w:type="dxa" w:w="200"/>
               <w:left w:type="dxa" w:w="240"/>
@@ -4899,7 +4899,7 @@
   <w:p>
     <w:pPr>
       <w:pBdr>
-        <w:bottom w:val="single" w:color="B58B2A" w:sz="6" w:space="6"/>
+        <w:bottom w:val="single" w:color="0B1F3A" w:sz="6" w:space="6"/>
       </w:pBdr>
       <w:tabs>
         <w:tab w:val="right" w:pos="9026"/>
@@ -5327,7 +5327,7 @@
       <w:rFonts w:ascii="Figtree" w:cs="Figtree" w:eastAsia="Figtree" w:hAnsi="Figtree"/>
       <w:b/>
       <w:bCs/>
-      <w:color w:val="B58B2A"/>
+      <w:color w:val="0B1F3A"/>
       <w:sz w:val="24"/>
       <w:szCs w:val="24"/>
     </w:rPr>
